--- a/docs/L05-MII-Ueberleitung/LG-05_Ueberleitung_MII_Onkologie.docx
+++ b/docs/L05-MII-Ueberleitung/LG-05_Ueberleitung_MII_Onkologie.docx
@@ -162,7 +162,7 @@
           <w:color w:val="003754"/>
           <w:sz w:val="22"/>
         </w:rPr>
-        <w:t>30.09.2026 · V2 (Kommentare eingearbeitet)</w:t>
+        <w:t>30.09.2026 · V3</w:t>
       </w:r>
     </w:p>
     <w:p>
@@ -270,7 +270,50 @@
         <w:t xml:space="preserve"> </w:t>
       </w:r>
       <w:r>
-        <w:t xml:space="preserve">Entwurf · 30. September 2026</w:t>
+        <w:t xml:space="preserve">Entwurf V3 · 30. September 2026</w:t>
+      </w:r>
+      <w:r>
+        <w:t xml:space="preserve"> </w:t>
+      </w:r>
+      <w:r>
+        <w:rPr>
+          <w:b/>
+          <w:bCs/>
+        </w:rPr>
+        <w:t xml:space="preserve">Bezugsfassung des Leitfadens:</w:t>
+      </w:r>
+      <w:r>
+        <w:t xml:space="preserve"> </w:t>
+      </w:r>
+      <w:r>
+        <w:t xml:space="preserve">Arbeitsstand nach dem Episodenart-Umbau (Branch</w:t>
+      </w:r>
+      <w:r>
+        <w:t xml:space="preserve"> </w:t>
+      </w:r>
+      <w:r>
+        <w:rPr>
+          <w:rStyle w:val="VerbatimChar"/>
+        </w:rPr>
+        <w:t xml:space="preserve">feat/episodenart-auf-main</w:t>
+      </w:r>
+      <w:r>
+        <w:t xml:space="preserve">), aufsetzend auf der kommentierten Ballot-Fassung</w:t>
+      </w:r>
+      <w:r>
+        <w:t xml:space="preserve"> </w:t>
+      </w:r>
+      <w:r>
+        <w:rPr>
+          <w:rStyle w:val="VerbatimChar"/>
+        </w:rPr>
+        <w:t xml:space="preserve">1.0.0-ballot-rc.2</w:t>
+      </w:r>
+      <w:r>
+        <w:t xml:space="preserve"> </w:t>
+      </w:r>
+      <w:r>
+        <w:t xml:space="preserve">und deren Kommentarumsetzungen</w:t>
       </w:r>
       <w:r>
         <w:t xml:space="preserve"> </w:t>
@@ -703,13 +746,29 @@
           <w:b/>
           <w:bCs/>
         </w:rPr>
-        <w:t xml:space="preserve">Der verbliebene Klärungsbedarf liegt in der Terminologie, nicht in der Struktur.</w:t>
-      </w:r>
-      <w:r>
-        <w:t xml:space="preserve"> </w:t>
-      </w:r>
-      <w:r>
-        <w:t xml:space="preserve">Bei der Intention laufen beide Seiten auf dasselbe Modell zu: Das MII-Modul trennt nach oBDS zwischen</w:t>
+        <w:t xml:space="preserve">Bei der Intention sind beide Seiten deckungsgleich, bei der Modalität nicht.</w:t>
+      </w:r>
+      <w:r>
+        <w:t xml:space="preserve"> </w:t>
+      </w:r>
+      <w:r>
+        <w:t xml:space="preserve">Der Leitfaden trennt inzwischen wie das MII-Modul: Intention beantwortet das</w:t>
+      </w:r>
+      <w:r>
+        <w:t xml:space="preserve"> </w:t>
+      </w:r>
+      <w:r>
+        <w:rPr>
+          <w:i/>
+          <w:iCs/>
+        </w:rPr>
+        <w:t xml:space="preserve">Wozu</w:t>
+      </w:r>
+      <w:r>
+        <w:t xml:space="preserve"> </w:t>
+      </w:r>
+      <w:r>
+        <w:t xml:space="preserve">(kurativ, palliativ, supportiv), die Stellung zur Operation (neoadjuvant, adjuvant, intraoperativ, additiv) steht in einer eigenen Kontext-Achse und deckt damit</w:t>
       </w:r>
       <w:r>
         <w:t xml:space="preserve"> </w:t>
@@ -718,13 +777,13 @@
         <w:rPr>
           <w:rStyle w:val="VerbatimChar"/>
         </w:rPr>
-        <w:t xml:space="preserve">Intention</w:t>
-      </w:r>
-      <w:r>
-        <w:t xml:space="preserve"> </w:t>
-      </w:r>
-      <w:r>
-        <w:t xml:space="preserve">(K/P/D/R/S/X) und</w:t>
+        <w:t xml:space="preserve">mii-cs-onko-therapie-stellungzurop</w:t>
+      </w:r>
+      <w:r>
+        <w:t xml:space="preserve"> </w:t>
+      </w:r>
+      <w:r>
+        <w:t xml:space="preserve">ab. Offen bleibt</w:t>
       </w:r>
       <w:r>
         <w:t xml:space="preserve"> </w:t>
@@ -733,41 +792,10 @@
         <w:rPr>
           <w:rStyle w:val="VerbatimChar"/>
         </w:rPr>
-        <w:t xml:space="preserve">Stellung zur OP</w:t>
-      </w:r>
-      <w:r>
-        <w:t xml:space="preserve"> </w:t>
-      </w:r>
-      <w:r>
-        <w:t xml:space="preserve">(O/A/N/I/Z/S); für den Leitfaden ist entschieden, dass neoadjuvant und adjuvant ebenfalls zum</w:t>
-      </w:r>
-      <w:r>
-        <w:t xml:space="preserve"> </w:t>
-      </w:r>
-      <w:r>
-        <w:rPr>
-          <w:b/>
-          <w:bCs/>
-        </w:rPr>
-        <w:t xml:space="preserve">Kontext</w:t>
-      </w:r>
-      <w:r>
-        <w:t xml:space="preserve"> </w:t>
-      </w:r>
-      <w:r>
-        <w:t xml:space="preserve">gehören und nicht zur Intention. Offen bleibt</w:t>
-      </w:r>
-      <w:r>
-        <w:t xml:space="preserve"> </w:t>
-      </w:r>
-      <w:r>
-        <w:rPr>
-          <w:rStyle w:val="VerbatimChar"/>
-        </w:rPr>
         <w:t xml:space="preserve">mii-cs-onko-therapie-typ</w:t>
       </w:r>
       <w:r>
-        <w:t xml:space="preserve">, das Behandlungsmodalität (Chemo-, Hormon-, Immuntherapie) und Versorgungsstrategie (Watchful Waiting, Active Surveillance) in einer Liste vermischt, die der Leitfaden bewusst in zwei Merkmale trennt. Das ist über ConceptMaps auflösbar, muss aber entschieden werden.</w:t>
+        <w:t xml:space="preserve">, das Behandlungsmodalität (Chemo-, Hormon-, Immuntherapie) und Versorgungsstrategie (Watchful Waiting, Active Surveillance) in einer Liste vermischt, die der Leitfaden in zwei Merkmale trennt — Episodenart und Modalität. Das ist über ConceptMaps auflösbar, muss aber entschieden werden.</w:t>
       </w:r>
     </w:p>
     <w:p>
@@ -862,7 +890,7 @@
               <w:jc w:val="right"/>
             </w:pPr>
             <w:r>
-              <w:t xml:space="preserve">2 Profile, 8 Extensions, 5 CodeSystems, 8 ValueSets, 4 ConceptMaps</w:t>
+              <w:t xml:space="preserve">2 Profile, 8 Extensions, 5 CodeSystems, 11 ValueSets, 4 ConceptMaps</w:t>
             </w:r>
           </w:p>
         </w:tc>
@@ -942,7 +970,7 @@
               <w:t xml:space="preserve"> </w:t>
             </w:r>
             <w:r>
-              <w:t xml:space="preserve">— Bereits gedeckt, entfällt bei Überleitung</w:t>
+              <w:t xml:space="preserve">— Bereits gedeckt</w:t>
             </w:r>
           </w:p>
         </w:tc>
@@ -954,7 +982,7 @@
               <w:jc w:val="right"/>
             </w:pPr>
             <w:r>
-              <w:t xml:space="preserve">1 Profil, mehrere Referenzziele</w:t>
+              <w:t xml:space="preserve">Tumordiagnose und Ergebnis-Observations; im Leitfaden bereits vollzogen</w:t>
             </w:r>
           </w:p>
         </w:tc>
@@ -1150,19 +1178,7 @@
         <w:pStyle w:val="FirstParagraph"/>
       </w:pPr>
       <w:r>
-        <w:t xml:space="preserve">Gegenstand sind sämtliche im Leitfaden definierten Artefakte in der Fassung</w:t>
-      </w:r>
-      <w:r>
-        <w:t xml:space="preserve"> </w:t>
-      </w:r>
-      <w:r>
-        <w:rPr>
-          <w:rStyle w:val="VerbatimChar"/>
-        </w:rPr>
-        <w:t xml:space="preserve">1.0.0-ballot</w:t>
-      </w:r>
-      <w:r>
-        <w:t xml:space="preserve">:</w:t>
+        <w:t xml:space="preserve">Gegenstand sind sämtliche im Leitfaden definierten Artefakte im aktuellen Arbeitsstand:</w:t>
       </w:r>
     </w:p>
     <w:p>
@@ -1174,7 +1190,83 @@
         </w:numPr>
       </w:pPr>
       <w:r>
-        <w:t xml:space="preserve">7 Profile (Goal, 2 × CarePlan, EpisodeOfCare, Condition, ServiceRequest, MedicationRequest)</w:t>
+        <w:rPr>
+          <w:b/>
+          <w:bCs/>
+        </w:rPr>
+        <w:t xml:space="preserve">5 Profile</w:t>
+      </w:r>
+      <w:r>
+        <w:t xml:space="preserve"> </w:t>
+      </w:r>
+      <w:r>
+        <w:t xml:space="preserve">—</w:t>
+      </w:r>
+      <w:r>
+        <w:t xml:space="preserve"> </w:t>
+      </w:r>
+      <w:r>
+        <w:rPr>
+          <w:rStyle w:val="VerbatimChar"/>
+        </w:rPr>
+        <w:t xml:space="preserve">OnkoTherapyGoal</w:t>
+      </w:r>
+      <w:r>
+        <w:t xml:space="preserve"> </w:t>
+      </w:r>
+      <w:r>
+        <w:t xml:space="preserve">(Goal),</w:t>
+      </w:r>
+      <w:r>
+        <w:t xml:space="preserve"> </w:t>
+      </w:r>
+      <w:r>
+        <w:rPr>
+          <w:rStyle w:val="VerbatimChar"/>
+        </w:rPr>
+        <w:t xml:space="preserve">OnkoCarePlan</w:t>
+      </w:r>
+      <w:r>
+        <w:t xml:space="preserve"> </w:t>
+      </w:r>
+      <w:r>
+        <w:t xml:space="preserve">(CarePlan),</w:t>
+      </w:r>
+      <w:r>
+        <w:t xml:space="preserve"> </w:t>
+      </w:r>
+      <w:r>
+        <w:rPr>
+          <w:rStyle w:val="VerbatimChar"/>
+        </w:rPr>
+        <w:t xml:space="preserve">OnkoBehandlungsepisode</w:t>
+      </w:r>
+      <w:r>
+        <w:t xml:space="preserve"> </w:t>
+      </w:r>
+      <w:r>
+        <w:t xml:space="preserve">(EpisodeOfCare),</w:t>
+      </w:r>
+      <w:r>
+        <w:t xml:space="preserve"> </w:t>
+      </w:r>
+      <w:r>
+        <w:rPr>
+          <w:rStyle w:val="VerbatimChar"/>
+        </w:rPr>
+        <w:t xml:space="preserve">TumorboardServiceRequest</w:t>
+      </w:r>
+      <w:r>
+        <w:t xml:space="preserve">,</w:t>
+      </w:r>
+      <w:r>
+        <w:t xml:space="preserve"> </w:t>
+      </w:r>
+      <w:r>
+        <w:rPr>
+          <w:rStyle w:val="VerbatimChar"/>
+        </w:rPr>
+        <w:t xml:space="preserve">TumorboardMedicationRequest</w:t>
       </w:r>
     </w:p>
     <w:p>
@@ -1186,7 +1278,14 @@
         </w:numPr>
       </w:pPr>
       <w:r>
-        <w:t xml:space="preserve">8 projekteigene Extensions</w:t>
+        <w:rPr>
+          <w:b/>
+          <w:bCs/>
+        </w:rPr>
+        <w:t xml:space="preserve">9 Extensions</w:t>
+      </w:r>
+      <w:r>
+        <w:t xml:space="preserve">, davon 8 projekteigene</w:t>
       </w:r>
     </w:p>
     <w:p>
@@ -1198,7 +1297,11 @@
         </w:numPr>
       </w:pPr>
       <w:r>
-        <w:t xml:space="preserve">5 CodeSystems, 8 ValueSets, 1 ConceptMap</w:t>
+        <w:rPr>
+          <w:b/>
+          <w:bCs/>
+        </w:rPr>
+        <w:t xml:space="preserve">5 CodeSystems, 11 ValueSets, 1 ConceptMap</w:t>
       </w:r>
     </w:p>
     <w:p>
@@ -1210,7 +1313,17 @@
         </w:numPr>
       </w:pPr>
       <w:r>
-        <w:t xml:space="preserve">1 logisches Modell (</w:t>
+        <w:rPr>
+          <w:b/>
+          <w:bCs/>
+        </w:rPr>
+        <w:t xml:space="preserve">1 logisches Modell</w:t>
+      </w:r>
+      <w:r>
+        <w:t xml:space="preserve"> </w:t>
+      </w:r>
+      <w:r>
+        <w:t xml:space="preserve">(</w:t>
       </w:r>
       <w:r>
         <w:rPr>
@@ -1219,7 +1332,7 @@
         <w:t xml:space="preserve">TherapiezielDreieck</w:t>
       </w:r>
       <w:r>
-        <w:t xml:space="preserve">) mit 40 Datenelementen</w:t>
+        <w:t xml:space="preserve">) mit 51 Datenelementen</w:t>
       </w:r>
     </w:p>
     <w:p>
@@ -1231,12 +1344,78 @@
         </w:numPr>
       </w:pPr>
       <w:r>
+        <w:rPr>
+          <w:b/>
+          <w:bCs/>
+        </w:rPr>
         <w:t xml:space="preserve">6 Invarianten</w:t>
       </w:r>
     </w:p>
     <w:p>
       <w:pPr>
         <w:pStyle w:val="FirstParagraph"/>
+      </w:pPr>
+      <w:r>
+        <w:t xml:space="preserve">Gegenüber der kommentierten Ballot-Fassung entfallen zwei Profile ersatzlos:</w:t>
+      </w:r>
+      <w:r>
+        <w:t xml:space="preserve"> </w:t>
+      </w:r>
+      <w:r>
+        <w:rPr>
+          <w:rStyle w:val="VerbatimChar"/>
+        </w:rPr>
+        <w:t xml:space="preserve">DiagnosticCarePlan</w:t>
+      </w:r>
+      <w:r>
+        <w:t xml:space="preserve"> </w:t>
+      </w:r>
+      <w:r>
+        <w:t xml:space="preserve">und</w:t>
+      </w:r>
+      <w:r>
+        <w:t xml:space="preserve"> </w:t>
+      </w:r>
+      <w:r>
+        <w:rPr>
+          <w:rStyle w:val="VerbatimChar"/>
+        </w:rPr>
+        <w:t xml:space="preserve">OnkoCondition</w:t>
+      </w:r>
+      <w:r>
+        <w:t xml:space="preserve">. Der diagnostische Abschnitt wird seither über</w:t>
+      </w:r>
+      <w:r>
+        <w:t xml:space="preserve"> </w:t>
+      </w:r>
+      <w:r>
+        <w:rPr>
+          <w:rStyle w:val="VerbatimChar"/>
+        </w:rPr>
+        <w:t xml:space="preserve">CarePlan.category</w:t>
+      </w:r>
+      <w:r>
+        <w:t xml:space="preserve"> </w:t>
+      </w:r>
+      <w:r>
+        <w:t xml:space="preserve">(ValueSet</w:t>
+      </w:r>
+      <w:r>
+        <w:t xml:space="preserve"> </w:t>
+      </w:r>
+      <w:r>
+        <w:rPr>
+          <w:rStyle w:val="VerbatimChar"/>
+        </w:rPr>
+        <w:t xml:space="preserve">onko-care-plan-phase</w:t>
+      </w:r>
+      <w:r>
+        <w:t xml:space="preserve">) vom therapeutischen unterschieden statt über ein zweites Profil; die Tumordiagnose wird direkt über das MII-Diagnoseprofil referenziert, ohne eigene Ableitung. Beides geht auf die Kommentierung zurück und ist für die Überleitung eine Erleichterung — zwei Artefakte weniger, die überzuleiten wären.</w:t>
+      </w:r>
+    </w:p>
+    <w:p>
+      <w:pPr>
+        <w:pStyle w:val="BodyText"/>
       </w:pPr>
       <w:r>
         <w:t xml:space="preserve">Die Datenpunkt-Ebene dieses Dokuments ist das</w:t>
@@ -1398,7 +1577,7 @@
         <w:pStyle w:val="BodyText"/>
       </w:pPr>
       <w:r>
-        <w:t xml:space="preserve">Der Leitfaden leitet bereits heute von MII ab:</w:t>
+        <w:t xml:space="preserve">Der Leitfaden ist bereits heute an MII gekoppelt: Die Abhängigkeit auf</w:t>
       </w:r>
       <w:r>
         <w:t xml:space="preserve"> </w:t>
@@ -1407,55 +1586,144 @@
         <w:rPr>
           <w:rStyle w:val="VerbatimChar"/>
         </w:rPr>
+        <w:t xml:space="preserve">de.medizininformatikinitiative.kerndatensatz.onkologie</w:t>
+      </w:r>
+      <w:r>
+        <w:t xml:space="preserve"> </w:t>
+      </w:r>
+      <w:r>
+        <w:t xml:space="preserve">ist in</w:t>
+      </w:r>
+      <w:r>
+        <w:t xml:space="preserve"> </w:t>
+      </w:r>
+      <w:r>
+        <w:rPr>
+          <w:rStyle w:val="VerbatimChar"/>
+        </w:rPr>
+        <w:t xml:space="preserve">sushi-config.yaml</w:t>
+      </w:r>
+      <w:r>
+        <w:t xml:space="preserve"> </w:t>
+      </w:r>
+      <w:r>
+        <w:t xml:space="preserve">gepinnt, und sämtliche Diagnosereferenzen zeigen über</w:t>
+      </w:r>
+      <w:r>
+        <w:t xml:space="preserve"> </w:t>
+      </w:r>
+      <w:r>
+        <w:rPr>
+          <w:rStyle w:val="VerbatimChar"/>
+        </w:rPr>
+        <w:t xml:space="preserve">targetProfile</w:t>
+      </w:r>
+      <w:r>
+        <w:t xml:space="preserve"> </w:t>
+      </w:r>
+      <w:r>
+        <w:t xml:space="preserve">direkt auf</w:t>
+      </w:r>
+      <w:r>
+        <w:t xml:space="preserve"> </w:t>
+      </w:r>
+      <w:r>
+        <w:rPr>
+          <w:rStyle w:val="VerbatimChar"/>
+        </w:rPr>
+        <w:t xml:space="preserve">mii-pr-onko-diagnose-primaertumor</w:t>
+      </w:r>
+      <w:r>
+        <w:t xml:space="preserve">. Die Überleitung ist damit kein Bruch, sondern die Fortsetzung einer bestehenden Kopplung.</w:t>
+      </w:r>
+    </w:p>
+    <w:p>
+      <w:pPr>
+        <w:pStyle w:val="BodyText"/>
+      </w:pPr>
+      <w:r>
+        <w:rPr>
+          <w:b/>
+          <w:bCs/>
+        </w:rPr>
+        <w:t xml:space="preserve">Zur Fassungslage.</w:t>
+      </w:r>
+      <w:r>
+        <w:t xml:space="preserve"> </w:t>
+      </w:r>
+      <w:r>
+        <w:t xml:space="preserve">Die Kommentierung lief auf</w:t>
+      </w:r>
+      <w:r>
+        <w:t xml:space="preserve"> </w:t>
+      </w:r>
+      <w:r>
+        <w:rPr>
+          <w:rStyle w:val="VerbatimChar"/>
+        </w:rPr>
+        <w:t xml:space="preserve">1.0.0-ballot-rc.2</w:t>
+      </w:r>
+      <w:r>
+        <w:t xml:space="preserve"> </w:t>
+      </w:r>
+      <w:r>
+        <w:t xml:space="preserve">(31.07.2026). Seither ist der Leitfaden in zwei Schritten fortentwickelt worden: zunächst durch die</w:t>
+      </w:r>
+      <w:r>
+        <w:t xml:space="preserve"> </w:t>
+      </w:r>
+      <w:r>
+        <w:rPr>
+          <w:b/>
+          <w:bCs/>
+        </w:rPr>
+        <w:t xml:space="preserve">Umsetzung der eingegangenen Kommentare</w:t>
+      </w:r>
+      <w:r>
+        <w:t xml:space="preserve"> </w:t>
+      </w:r>
+      <w:r>
+        <w:t xml:space="preserve">— dabei entfielen die Profile</w:t>
+      </w:r>
+      <w:r>
+        <w:t xml:space="preserve"> </w:t>
+      </w:r>
+      <w:r>
+        <w:rPr>
+          <w:rStyle w:val="VerbatimChar"/>
+        </w:rPr>
+        <w:t xml:space="preserve">DiagnosticCarePlan</w:t>
+      </w:r>
+      <w:r>
+        <w:t xml:space="preserve"> </w:t>
+      </w:r>
+      <w:r>
+        <w:t xml:space="preserve">und</w:t>
+      </w:r>
+      <w:r>
+        <w:t xml:space="preserve"> </w:t>
+      </w:r>
+      <w:r>
+        <w:rPr>
+          <w:rStyle w:val="VerbatimChar"/>
+        </w:rPr>
         <w:t xml:space="preserve">OnkoCondition</w:t>
       </w:r>
       <w:r>
-        <w:t xml:space="preserve"> </w:t>
-      </w:r>
-      <w:r>
-        <w:t xml:space="preserve">ist eine Ableitung von</w:t>
-      </w:r>
-      <w:r>
-        <w:t xml:space="preserve"> </w:t>
-      </w:r>
-      <w:r>
-        <w:rPr>
-          <w:rStyle w:val="VerbatimChar"/>
-        </w:rPr>
-        <w:t xml:space="preserve">mii-pr-onko-diagnose-primaertumor</w:t>
-      </w:r>
-      <w:r>
-        <w:t xml:space="preserve">, und die Abhängigkeit auf</w:t>
-      </w:r>
-      <w:r>
-        <w:t xml:space="preserve"> </w:t>
-      </w:r>
-      <w:r>
-        <w:rPr>
-          <w:rStyle w:val="VerbatimChar"/>
-        </w:rPr>
-        <w:t xml:space="preserve">de.medizininformatikinitiative.kerndatensatz.onkologie</w:t>
-      </w:r>
-      <w:r>
-        <w:t xml:space="preserve"> </w:t>
-      </w:r>
-      <w:r>
-        <w:t xml:space="preserve">ist in</w:t>
-      </w:r>
-      <w:r>
-        <w:t xml:space="preserve"> </w:t>
-      </w:r>
-      <w:r>
-        <w:rPr>
-          <w:rStyle w:val="VerbatimChar"/>
-        </w:rPr>
-        <w:t xml:space="preserve">sushi-config.yaml</w:t>
-      </w:r>
-      <w:r>
-        <w:t xml:space="preserve"> </w:t>
-      </w:r>
-      <w:r>
-        <w:t xml:space="preserve">gepinnt. Die Überleitung ist damit kein Bruch, sondern die Fortsetzung einer bestehenden Kopplung.</w:t>
+        <w:t xml:space="preserve">, und es kamen die Kontext-Extension sowie die ValueSets für CarePlan-Phase und Zielbeginn hinzu —, anschließend durch den hier beschriebenen</w:t>
+      </w:r>
+      <w:r>
+        <w:t xml:space="preserve"> </w:t>
+      </w:r>
+      <w:r>
+        <w:rPr>
+          <w:b/>
+          <w:bCs/>
+        </w:rPr>
+        <w:t xml:space="preserve">Episodenart-Umbau</w:t>
+      </w:r>
+      <w:r>
+        <w:t xml:space="preserve">. Dieses Dokument beschreibt den Stand nach beiden Schritten. Wo er von der kommentierten Fassung abweicht, ist das ausgewiesen; der Kommentar selbst muss diese Fortentwicklung offenlegen (Risiko 4a).</w:t>
       </w:r>
     </w:p>
     <w:bookmarkEnd w:id="27"/>
@@ -4871,7 +5139,49 @@
           <w:b/>
           <w:bCs/>
         </w:rPr>
-        <w:t xml:space="preserve">diagnostische CarePlan</w:t>
+        <w:t xml:space="preserve">diagnostische Abschnitt</w:t>
+      </w:r>
+      <w:r>
+        <w:t xml:space="preserve"> </w:t>
+      </w:r>
+      <w:r>
+        <w:t xml:space="preserve">ist damit bereits abgedeckt. Der Leitfaden hat sein früheres Profil</w:t>
+      </w:r>
+      <w:r>
+        <w:t xml:space="preserve"> </w:t>
+      </w:r>
+      <w:r>
+        <w:rPr>
+          <w:rStyle w:val="VerbatimChar"/>
+        </w:rPr>
+        <w:t xml:space="preserve">DiagnosticCarePlan</w:t>
+      </w:r>
+      <w:r>
+        <w:t xml:space="preserve"> </w:t>
+      </w:r>
+      <w:r>
+        <w:t xml:space="preserve">aufgegeben und unterscheidet Diagnostik von Therapie seither über</w:t>
+      </w:r>
+      <w:r>
+        <w:t xml:space="preserve"> </w:t>
+      </w:r>
+      <w:r>
+        <w:rPr>
+          <w:rStyle w:val="VerbatimChar"/>
+        </w:rPr>
+        <w:t xml:space="preserve">CarePlan.category</w:t>
+      </w:r>
+      <w:r>
+        <w:t xml:space="preserve">, gebunden an das ValueSet</w:t>
+      </w:r>
+      <w:r>
+        <w:t xml:space="preserve"> </w:t>
+      </w:r>
+      <w:r>
+        <w:rPr>
+          <w:rStyle w:val="VerbatimChar"/>
+        </w:rPr>
+        <w:t xml:space="preserve">onko-care-plan-phase</w:t>
       </w:r>
       <w:r>
         <w:t xml:space="preserve"> </w:t>
@@ -4883,10 +5193,13 @@
         <w:rPr>
           <w:rStyle w:val="VerbatimChar"/>
         </w:rPr>
-        <w:t xml:space="preserve">onko-diagnostic-care-plan</w:t>
-      </w:r>
-      <w:r>
-        <w:t xml:space="preserve">) geht in demselben Profil auf. Er unterscheidet sich vom Behandlungsplan nur durch die Kategorie („Tumordiagnostik") und den Umstand, dass er auf eine Verdachtsdiagnose zeigt, die später auf</w:t>
+        <w:t xml:space="preserve">261004008</w:t>
+      </w:r>
+      <w:r>
+        <w:t xml:space="preserve"> </w:t>
+      </w:r>
+      <w:r>
+        <w:t xml:space="preserve">Diagnostic intent,</w:t>
       </w:r>
       <w:r>
         <w:t xml:space="preserve"> </w:t>
@@ -4895,13 +5208,13 @@
         <w:rPr>
           <w:rStyle w:val="VerbatimChar"/>
         </w:rPr>
-        <w:t xml:space="preserve">confirmed</w:t>
-      </w:r>
-      <w:r>
-        <w:t xml:space="preserve"> </w:t>
-      </w:r>
-      <w:r>
-        <w:t xml:space="preserve">wechselt. Das rechtfertigt kein drittes Profil; die Unterscheidung läuft über</w:t>
+        <w:t xml:space="preserve">262202000</w:t>
+      </w:r>
+      <w:r>
+        <w:t xml:space="preserve"> </w:t>
+      </w:r>
+      <w:r>
+        <w:t xml:space="preserve">Therapeutic intent,</w:t>
       </w:r>
       <w:r>
         <w:t xml:space="preserve"> </w:t>
@@ -4910,13 +5223,13 @@
         <w:rPr>
           <w:rStyle w:val="VerbatimChar"/>
         </w:rPr>
-        <w:t xml:space="preserve">category</w:t>
-      </w:r>
-      <w:r>
-        <w:t xml:space="preserve"> </w:t>
-      </w:r>
-      <w:r>
-        <w:t xml:space="preserve">bzw. über die Episodenart „Diagnostiklinie" an der zugehörigen Episode.</w:t>
+        <w:t xml:space="preserve">363676003</w:t>
+      </w:r>
+      <w:r>
+        <w:t xml:space="preserve"> </w:t>
+      </w:r>
+      <w:r>
+        <w:t xml:space="preserve">Palliative intent). Das ist dieselbe Lösung, die auch für die Überleitung trägt: ein Profil, zwei Ausprägungen über die Kategorie — ergänzt um die Episodenart „Diagnostiklinie" an der zugehörigen Episode.</w:t>
       </w:r>
     </w:p>
     <w:p>
@@ -5291,16 +5604,19 @@
         <w:pStyle w:val="FirstParagraph"/>
       </w:pPr>
       <w:r>
+        <w:t xml:space="preserve">Hier ist die Überleitung bereits vollzogen. Der Leitfaden führte zur Ballot-Fassung noch ein eigenes Profil</w:t>
+      </w:r>
+      <w:r>
+        <w:t xml:space="preserve"> </w:t>
+      </w:r>
+      <w:r>
         <w:rPr>
           <w:rStyle w:val="VerbatimChar"/>
         </w:rPr>
         <w:t xml:space="preserve">OnkoCondition</w:t>
       </w:r>
       <w:r>
-        <w:t xml:space="preserve"> </w:t>
-      </w:r>
-      <w:r>
-        <w:t xml:space="preserve">leitet bereits heute unverändert von</w:t>
+        <w:t xml:space="preserve">, das unverändert von</w:t>
       </w:r>
       <w:r>
         <w:t xml:space="preserve"> </w:t>
@@ -5315,7 +5631,55 @@
         <w:t xml:space="preserve"> </w:t>
       </w:r>
       <w:r>
-        <w:t xml:space="preserve">ab und fügt nichts hinzu außer dem Profil-Status. Bei der Überleitung</w:t>
+        <w:t xml:space="preserve">ableitete und nichts hinzufügte außer dem Profil-Status. Es wurde im Zuge der Kommentierung gestrichen; sämtliche Referenzen —</w:t>
+      </w:r>
+      <w:r>
+        <w:t xml:space="preserve"> </w:t>
+      </w:r>
+      <w:r>
+        <w:rPr>
+          <w:rStyle w:val="VerbatimChar"/>
+        </w:rPr>
+        <w:t xml:space="preserve">Goal.addresses</w:t>
+      </w:r>
+      <w:r>
+        <w:t xml:space="preserve">,</w:t>
+      </w:r>
+      <w:r>
+        <w:t xml:space="preserve"> </w:t>
+      </w:r>
+      <w:r>
+        <w:rPr>
+          <w:rStyle w:val="VerbatimChar"/>
+        </w:rPr>
+        <w:t xml:space="preserve">CarePlan.addresses</w:t>
+      </w:r>
+      <w:r>
+        <w:t xml:space="preserve">,</w:t>
+      </w:r>
+      <w:r>
+        <w:t xml:space="preserve"> </w:t>
+      </w:r>
+      <w:r>
+        <w:rPr>
+          <w:rStyle w:val="VerbatimChar"/>
+        </w:rPr>
+        <w:t xml:space="preserve">EpisodeOfCare.diagnosis.condition</w:t>
+      </w:r>
+      <w:r>
+        <w:t xml:space="preserve"> </w:t>
+      </w:r>
+      <w:r>
+        <w:t xml:space="preserve">— zeigen seither über</w:t>
+      </w:r>
+      <w:r>
+        <w:t xml:space="preserve"> </w:t>
+      </w:r>
+      <w:r>
+        <w:rPr>
+          <w:rStyle w:val="VerbatimChar"/>
+        </w:rPr>
+        <w:t xml:space="preserve">targetProfile</w:t>
       </w:r>
       <w:r>
         <w:t xml:space="preserve"> </w:t>
@@ -5325,13 +5689,26 @@
           <w:b/>
           <w:bCs/>
         </w:rPr>
-        <w:t xml:space="preserve">entfällt</w:t>
-      </w:r>
-      <w:r>
-        <w:t xml:space="preserve"> </w:t>
-      </w:r>
-      <w:r>
-        <w:t xml:space="preserve">dieses Profil ersatzlos; die abhängigen Artefakte referenzieren direkt das MII-Profil. Dasselbe gilt für die Ergebnis-Referenzen:</w:t>
+        <w:t xml:space="preserve">direkt auf das MII-Diagnoseprofil</w:t>
+      </w:r>
+      <w:r>
+        <w:t xml:space="preserve">.</w:t>
+      </w:r>
+    </w:p>
+    <w:p>
+      <w:pPr>
+        <w:pStyle w:val="BodyText"/>
+      </w:pPr>
+      <w:r>
+        <w:t xml:space="preserve">Damit ist an dieser Stelle nichts mehr zu tun, und der Leitfaden demonstriert bereits das Muster, das die übrige Überleitung anstrebt: kein eigenes Artefakt, wo das MII-Modul eines führt.</w:t>
+      </w:r>
+    </w:p>
+    <w:p>
+      <w:pPr>
+        <w:pStyle w:val="BodyText"/>
+      </w:pPr>
+      <w:r>
+        <w:t xml:space="preserve">Dasselbe gilt für die Ergebnis-Referenzen:</w:t>
       </w:r>
       <w:r>
         <w:t xml:space="preserve"> </w:t>
@@ -5361,7 +5738,7 @@
         <w:t xml:space="preserve"> </w:t>
       </w:r>
       <w:r>
-        <w:t xml:space="preserve">existieren und werden lediglich zum Referenzziel von</w:t>
+        <w:t xml:space="preserve">existieren im Modul und werden lediglich zum Referenzziel von</w:t>
       </w:r>
       <w:r>
         <w:t xml:space="preserve"> </w:t>
@@ -5934,29 +6311,38 @@
               <w:pStyle w:val="Compact"/>
             </w:pPr>
             <w:r>
-              <w:t xml:space="preserve">Stellung zur Operation (neoadjuvant, adjuvant …)</w:t>
-            </w:r>
-          </w:p>
-        </w:tc>
-        <w:tc>
-          <w:tcPr/>
-          <w:p>
-            <w:pPr>
-              <w:pStyle w:val="Compact"/>
-            </w:pPr>
-            <w:r>
-              <w:t xml:space="preserve">eigenes Kontext-Merkmal, siehe 6.2</w:t>
-            </w:r>
-          </w:p>
-        </w:tc>
-        <w:tc>
-          <w:tcPr/>
-          <w:p>
-            <w:pPr>
-              <w:pStyle w:val="Compact"/>
-            </w:pPr>
-            <w:r>
-              <w:t xml:space="preserve">deckt sich mit</w:t>
+              <w:t xml:space="preserve">Stellung zur Operation (neoadjuvant, adjuvant, intraoperativ, additiv)</w:t>
+            </w:r>
+          </w:p>
+        </w:tc>
+        <w:tc>
+          <w:tcPr/>
+          <w:p>
+            <w:pPr>
+              <w:pStyle w:val="Compact"/>
+            </w:pPr>
+            <w:r>
+              <w:rPr>
+                <w:rStyle w:val="VerbatimChar"/>
+              </w:rPr>
+              <w:t xml:space="preserve">extension[onko-behandlungs-kontext]</w:t>
+            </w:r>
+            <w:r>
+              <w:t xml:space="preserve"> </w:t>
+            </w:r>
+            <w:r>
+              <w:t xml:space="preserve">an der Maßnahme</w:t>
+            </w:r>
+          </w:p>
+        </w:tc>
+        <w:tc>
+          <w:tcPr/>
+          <w:p>
+            <w:pPr>
+              <w:pStyle w:val="Compact"/>
+            </w:pPr>
+            <w:r>
+              <w:t xml:space="preserve">deckt</w:t>
             </w:r>
             <w:r>
               <w:t xml:space="preserve"> </w:t>
@@ -5966,6 +6352,12 @@
                 <w:rStyle w:val="VerbatimChar"/>
               </w:rPr>
               <w:t xml:space="preserve">mii-cs-onko-therapie-stellungzurop</w:t>
+            </w:r>
+            <w:r>
+              <w:t xml:space="preserve"> </w:t>
+            </w:r>
+            <w:r>
+              <w:t xml:space="preserve">(A/N/I/Z) ab</w:t>
             </w:r>
           </w:p>
         </w:tc>
@@ -8309,6 +8701,117 @@
               <w:jc w:val="right"/>
             </w:pPr>
             <w:r>
+              <w:t xml:space="preserve">35a</w:t>
+            </w:r>
+          </w:p>
+        </w:tc>
+        <w:tc>
+          <w:tcPr/>
+          <w:p>
+            <w:pPr>
+              <w:pStyle w:val="Compact"/>
+            </w:pPr>
+            <w:r>
+              <w:t xml:space="preserve">Diagnostischer vs. therapeutischer Abschnitt</w:t>
+            </w:r>
+          </w:p>
+        </w:tc>
+        <w:tc>
+          <w:tcPr/>
+          <w:p>
+            <w:pPr>
+              <w:pStyle w:val="Compact"/>
+            </w:pPr>
+            <w:r>
+              <w:rPr>
+                <w:rStyle w:val="VerbatimChar"/>
+              </w:rPr>
+              <w:t xml:space="preserve">CarePlan.category</w:t>
+            </w:r>
+            <w:r>
+              <w:t xml:space="preserve"> </w:t>
+            </w:r>
+            <w:r>
+              <w:t xml:space="preserve">(VS</w:t>
+            </w:r>
+            <w:r>
+              <w:t xml:space="preserve"> </w:t>
+            </w:r>
+            <w:r>
+              <w:rPr>
+                <w:rStyle w:val="VerbatimChar"/>
+              </w:rPr>
+              <w:t xml:space="preserve">onko-care-plan-phase</w:t>
+            </w:r>
+            <w:r>
+              <w:t xml:space="preserve">)</w:t>
+            </w:r>
+          </w:p>
+        </w:tc>
+        <w:tc>
+          <w:tcPr/>
+          <w:p>
+            <w:pPr>
+              <w:pStyle w:val="Compact"/>
+            </w:pPr>
+            <w:r>
+              <w:rPr>
+                <w:b/>
+                <w:bCs/>
+              </w:rPr>
+              <w:t xml:space="preserve">Ergänzung</w:t>
+            </w:r>
+            <w:r>
+              <w:t xml:space="preserve"> </w:t>
+            </w:r>
+            <w:r>
+              <w:t xml:space="preserve">an</w:t>
+            </w:r>
+            <w:r>
+              <w:t xml:space="preserve"> </w:t>
+            </w:r>
+            <w:r>
+              <w:rPr>
+                <w:rStyle w:val="VerbatimChar"/>
+              </w:rPr>
+              <w:t xml:space="preserve">Tumorkonferenz</w:t>
+            </w:r>
+            <w:r>
+              <w:t xml:space="preserve">; ersetzt das entfallene Profil</w:t>
+            </w:r>
+            <w:r>
+              <w:t xml:space="preserve"> </w:t>
+            </w:r>
+            <w:r>
+              <w:rPr>
+                <w:rStyle w:val="VerbatimChar"/>
+              </w:rPr>
+              <w:t xml:space="preserve">DiagnosticCarePlan</w:t>
+            </w:r>
+          </w:p>
+        </w:tc>
+        <w:tc>
+          <w:tcPr/>
+          <w:p>
+            <w:pPr>
+              <w:pStyle w:val="Compact"/>
+              <w:jc w:val="center"/>
+            </w:pPr>
+            <w:r>
+              <w:t xml:space="preserve">B</w:t>
+            </w:r>
+          </w:p>
+        </w:tc>
+      </w:tr>
+      <w:tr>
+        <w:tc>
+          <w:tcPr/>
+          <w:p>
+            <w:pPr>
+              <w:pStyle w:val="Compact"/>
+              <w:jc w:val="right"/>
+            </w:pPr>
+            <w:r>
               <w:t xml:space="preserve">36</w:t>
             </w:r>
           </w:p>
@@ -9572,22 +10075,17 @@
               <w:rPr>
                 <w:rStyle w:val="VerbatimChar"/>
               </w:rPr>
-              <w:t xml:space="preserve">OnkoCondition</w:t>
+              <w:t xml:space="preserve">targetProfile</w:t>
             </w:r>
             <w:r>
               <w:t xml:space="preserve"> </w:t>
             </w:r>
             <w:r>
-              <w:t xml:space="preserve">(Ableitung ohne Ergänzung)</w:t>
-            </w:r>
-          </w:p>
-        </w:tc>
-        <w:tc>
-          <w:tcPr/>
-          <w:p>
-            <w:pPr>
-              <w:pStyle w:val="Compact"/>
-            </w:pPr>
+              <w:t xml:space="preserve">auf</w:t>
+            </w:r>
+            <w:r>
+              <w:t xml:space="preserve"> </w:t>
+            </w:r>
             <w:r>
               <w:rPr>
                 <w:rStyle w:val="VerbatimChar"/>
@@ -9598,7 +10096,51 @@
               <w:t xml:space="preserve"> </w:t>
             </w:r>
             <w:r>
-              <w:t xml:space="preserve">— Profil entfällt</w:t>
+              <w:t xml:space="preserve">an</w:t>
+            </w:r>
+            <w:r>
+              <w:t xml:space="preserve"> </w:t>
+            </w:r>
+            <w:r>
+              <w:rPr>
+                <w:rStyle w:val="VerbatimChar"/>
+              </w:rPr>
+              <w:t xml:space="preserve">Goal.addresses</w:t>
+            </w:r>
+            <w:r>
+              <w:t xml:space="preserve">,</w:t>
+            </w:r>
+            <w:r>
+              <w:t xml:space="preserve"> </w:t>
+            </w:r>
+            <w:r>
+              <w:rPr>
+                <w:rStyle w:val="VerbatimChar"/>
+              </w:rPr>
+              <w:t xml:space="preserve">CarePlan.addresses</w:t>
+            </w:r>
+            <w:r>
+              <w:t xml:space="preserve">,</w:t>
+            </w:r>
+            <w:r>
+              <w:t xml:space="preserve"> </w:t>
+            </w:r>
+            <w:r>
+              <w:rPr>
+                <w:rStyle w:val="VerbatimChar"/>
+              </w:rPr>
+              <w:t xml:space="preserve">EpisodeOfCare.diagnosis.condition</w:t>
+            </w:r>
+          </w:p>
+        </w:tc>
+        <w:tc>
+          <w:tcPr/>
+          <w:p>
+            <w:pPr>
+              <w:pStyle w:val="Compact"/>
+            </w:pPr>
+            <w:r>
+              <w:t xml:space="preserve">bereits das MII-Profil — kein eigenes Artefakt mehr</w:t>
             </w:r>
           </w:p>
         </w:tc>
@@ -10303,7 +10845,7 @@
               <w:t xml:space="preserve"> </w:t>
             </w:r>
             <w:r>
-              <w:t xml:space="preserve">Supportive — nach Streichung von neoadjuvant/adjuvant, siehe 6.2</w:t>
+              <w:t xml:space="preserve">Supportive</w:t>
             </w:r>
           </w:p>
         </w:tc>
@@ -10324,6 +10866,459 @@
                 <w:rStyle w:val="VerbatimChar"/>
               </w:rPr>
               <w:t xml:space="preserve">onko-therapy-intent.hauptintention</w:t>
+            </w:r>
+          </w:p>
+        </w:tc>
+        <w:tc>
+          <w:tcPr/>
+          <w:p>
+            <w:pPr>
+              <w:pStyle w:val="Compact"/>
+              <w:jc w:val="center"/>
+            </w:pPr>
+            <w:r>
+              <w:t xml:space="preserve">A</w:t>
+            </w:r>
+          </w:p>
+        </w:tc>
+      </w:tr>
+      <w:tr>
+        <w:tc>
+          <w:tcPr/>
+          <w:p>
+            <w:pPr>
+              <w:pStyle w:val="Compact"/>
+            </w:pPr>
+            <w:r>
+              <w:rPr>
+                <w:rStyle w:val="VerbatimChar"/>
+              </w:rPr>
+              <w:t xml:space="preserve">onko-service-request-kontext</w:t>
+            </w:r>
+          </w:p>
+        </w:tc>
+        <w:tc>
+          <w:tcPr/>
+          <w:p>
+            <w:pPr>
+              <w:pStyle w:val="Compact"/>
+            </w:pPr>
+            <w:r>
+              <w:t xml:space="preserve">ValueSet (SNOMED CT)</w:t>
+            </w:r>
+          </w:p>
+        </w:tc>
+        <w:tc>
+          <w:tcPr/>
+          <w:p>
+            <w:pPr>
+              <w:pStyle w:val="Compact"/>
+            </w:pPr>
+            <w:r>
+              <w:rPr>
+                <w:rStyle w:val="VerbatimChar"/>
+              </w:rPr>
+              <w:t xml:space="preserve">373847000</w:t>
+            </w:r>
+            <w:r>
+              <w:t xml:space="preserve"> </w:t>
+            </w:r>
+            <w:r>
+              <w:t xml:space="preserve">Neoadjuvant ·</w:t>
+            </w:r>
+            <w:r>
+              <w:t xml:space="preserve"> </w:t>
+            </w:r>
+            <w:r>
+              <w:rPr>
+                <w:rStyle w:val="VerbatimChar"/>
+              </w:rPr>
+              <w:t xml:space="preserve">373846009</w:t>
+            </w:r>
+            <w:r>
+              <w:t xml:space="preserve"> </w:t>
+            </w:r>
+            <w:r>
+              <w:t xml:space="preserve">Adjuvant ·</w:t>
+            </w:r>
+            <w:r>
+              <w:t xml:space="preserve"> </w:t>
+            </w:r>
+            <w:r>
+              <w:rPr>
+                <w:rStyle w:val="VerbatimChar"/>
+              </w:rPr>
+              <w:t xml:space="preserve">277671009</w:t>
+            </w:r>
+            <w:r>
+              <w:t xml:space="preserve"> </w:t>
+            </w:r>
+            <w:r>
+              <w:t xml:space="preserve">Intraoperative ·</w:t>
+            </w:r>
+            <w:r>
+              <w:t xml:space="preserve"> </w:t>
+            </w:r>
+            <w:r>
+              <w:rPr>
+                <w:rStyle w:val="VerbatimChar"/>
+              </w:rPr>
+              <w:t xml:space="preserve">260364009</w:t>
+            </w:r>
+            <w:r>
+              <w:t xml:space="preserve"> </w:t>
+            </w:r>
+            <w:r>
+              <w:t xml:space="preserve">Additive ·</w:t>
+            </w:r>
+            <w:r>
+              <w:t xml:space="preserve"> </w:t>
+            </w:r>
+            <w:r>
+              <w:rPr>
+                <w:rStyle w:val="VerbatimChar"/>
+              </w:rPr>
+              <w:t xml:space="preserve">255470001</w:t>
+            </w:r>
+            <w:r>
+              <w:t xml:space="preserve"> </w:t>
+            </w:r>
+            <w:r>
+              <w:t xml:space="preserve">Local ·</w:t>
+            </w:r>
+            <w:r>
+              <w:t xml:space="preserve"> </w:t>
+            </w:r>
+            <w:r>
+              <w:rPr>
+                <w:rStyle w:val="VerbatimChar"/>
+              </w:rPr>
+              <w:t xml:space="preserve">264931009</w:t>
+            </w:r>
+            <w:r>
+              <w:t xml:space="preserve"> </w:t>
+            </w:r>
+            <w:r>
+              <w:t xml:space="preserve">Symptomatic ·</w:t>
+            </w:r>
+            <w:r>
+              <w:t xml:space="preserve"> </w:t>
+            </w:r>
+            <w:r>
+              <w:rPr>
+                <w:rStyle w:val="VerbatimChar"/>
+              </w:rPr>
+              <w:t xml:space="preserve">129428001</w:t>
+            </w:r>
+            <w:r>
+              <w:t xml:space="preserve"> </w:t>
+            </w:r>
+            <w:r>
+              <w:t xml:space="preserve">Preventive ·</w:t>
+            </w:r>
+            <w:r>
+              <w:t xml:space="preserve"> </w:t>
+            </w:r>
+            <w:r>
+              <w:rPr>
+                <w:rStyle w:val="VerbatimChar"/>
+              </w:rPr>
+              <w:t xml:space="preserve">261002007</w:t>
+            </w:r>
+            <w:r>
+              <w:t xml:space="preserve"> </w:t>
+            </w:r>
+            <w:r>
+              <w:t xml:space="preserve">Definitive ·</w:t>
+            </w:r>
+            <w:r>
+              <w:t xml:space="preserve"> </w:t>
+            </w:r>
+            <w:r>
+              <w:rPr>
+                <w:rStyle w:val="VerbatimChar"/>
+              </w:rPr>
+              <w:t xml:space="preserve">103390000</w:t>
+            </w:r>
+            <w:r>
+              <w:t xml:space="preserve"> </w:t>
+            </w:r>
+            <w:r>
+              <w:t xml:space="preserve">Elective ·</w:t>
+            </w:r>
+            <w:r>
+              <w:t xml:space="preserve"> </w:t>
+            </w:r>
+            <w:r>
+              <w:rPr>
+                <w:rStyle w:val="VerbatimChar"/>
+              </w:rPr>
+              <w:t xml:space="preserve">25876001</w:t>
+            </w:r>
+            <w:r>
+              <w:t xml:space="preserve"> </w:t>
+            </w:r>
+            <w:r>
+              <w:t xml:space="preserve">Emergency</w:t>
+            </w:r>
+          </w:p>
+        </w:tc>
+        <w:tc>
+          <w:tcPr/>
+          <w:p>
+            <w:pPr>
+              <w:pStyle w:val="Compact"/>
+            </w:pPr>
+            <w:r>
+              <w:t xml:space="preserve">required in</w:t>
+            </w:r>
+            <w:r>
+              <w:t xml:space="preserve"> </w:t>
+            </w:r>
+            <w:r>
+              <w:rPr>
+                <w:rStyle w:val="VerbatimChar"/>
+              </w:rPr>
+              <w:t xml:space="preserve">onko-behandlungs-kontext</w:t>
+            </w:r>
+          </w:p>
+        </w:tc>
+        <w:tc>
+          <w:tcPr/>
+          <w:p>
+            <w:pPr>
+              <w:pStyle w:val="Compact"/>
+              <w:jc w:val="center"/>
+            </w:pPr>
+            <w:r>
+              <w:t xml:space="preserve">A</w:t>
+            </w:r>
+          </w:p>
+        </w:tc>
+      </w:tr>
+      <w:tr>
+        <w:tc>
+          <w:tcPr/>
+          <w:p>
+            <w:pPr>
+              <w:pStyle w:val="Compact"/>
+            </w:pPr>
+            <w:r>
+              <w:rPr>
+                <w:rStyle w:val="VerbatimChar"/>
+              </w:rPr>
+              <w:t xml:space="preserve">onko-care-plan-phase</w:t>
+            </w:r>
+          </w:p>
+        </w:tc>
+        <w:tc>
+          <w:tcPr/>
+          <w:p>
+            <w:pPr>
+              <w:pStyle w:val="Compact"/>
+            </w:pPr>
+            <w:r>
+              <w:t xml:space="preserve">ValueSet (SNOMED CT)</w:t>
+            </w:r>
+          </w:p>
+        </w:tc>
+        <w:tc>
+          <w:tcPr/>
+          <w:p>
+            <w:pPr>
+              <w:pStyle w:val="Compact"/>
+            </w:pPr>
+            <w:r>
+              <w:rPr>
+                <w:rStyle w:val="VerbatimChar"/>
+              </w:rPr>
+              <w:t xml:space="preserve">261004008</w:t>
+            </w:r>
+            <w:r>
+              <w:t xml:space="preserve"> </w:t>
+            </w:r>
+            <w:r>
+              <w:t xml:space="preserve">Diagnostic intent ·</w:t>
+            </w:r>
+            <w:r>
+              <w:t xml:space="preserve"> </w:t>
+            </w:r>
+            <w:r>
+              <w:rPr>
+                <w:rStyle w:val="VerbatimChar"/>
+              </w:rPr>
+              <w:t xml:space="preserve">262202000</w:t>
+            </w:r>
+            <w:r>
+              <w:t xml:space="preserve"> </w:t>
+            </w:r>
+            <w:r>
+              <w:t xml:space="preserve">Therapeutic intent ·</w:t>
+            </w:r>
+            <w:r>
+              <w:t xml:space="preserve"> </w:t>
+            </w:r>
+            <w:r>
+              <w:rPr>
+                <w:rStyle w:val="VerbatimChar"/>
+              </w:rPr>
+              <w:t xml:space="preserve">363676003</w:t>
+            </w:r>
+            <w:r>
+              <w:t xml:space="preserve"> </w:t>
+            </w:r>
+            <w:r>
+              <w:t xml:space="preserve">Palliative intent</w:t>
+            </w:r>
+          </w:p>
+        </w:tc>
+        <w:tc>
+          <w:tcPr/>
+          <w:p>
+            <w:pPr>
+              <w:pStyle w:val="Compact"/>
+            </w:pPr>
+            <w:r>
+              <w:t xml:space="preserve">in</w:t>
+            </w:r>
+            <w:r>
+              <w:t xml:space="preserve"> </w:t>
+            </w:r>
+            <w:r>
+              <w:rPr>
+                <w:rStyle w:val="VerbatimChar"/>
+              </w:rPr>
+              <w:t xml:space="preserve">CarePlan.category</w:t>
+            </w:r>
+          </w:p>
+        </w:tc>
+        <w:tc>
+          <w:tcPr/>
+          <w:p>
+            <w:pPr>
+              <w:pStyle w:val="Compact"/>
+              <w:jc w:val="center"/>
+            </w:pPr>
+            <w:r>
+              <w:t xml:space="preserve">A</w:t>
+            </w:r>
+          </w:p>
+        </w:tc>
+      </w:tr>
+      <w:tr>
+        <w:tc>
+          <w:tcPr/>
+          <w:p>
+            <w:pPr>
+              <w:pStyle w:val="Compact"/>
+            </w:pPr>
+            <w:r>
+              <w:rPr>
+                <w:rStyle w:val="VerbatimChar"/>
+              </w:rPr>
+              <w:t xml:space="preserve">onko-goal-start-event</w:t>
+            </w:r>
+          </w:p>
+        </w:tc>
+        <w:tc>
+          <w:tcPr/>
+          <w:p>
+            <w:pPr>
+              <w:pStyle w:val="Compact"/>
+            </w:pPr>
+            <w:r>
+              <w:t xml:space="preserve">ValueSet (SNOMED CT + HL7)</w:t>
+            </w:r>
+          </w:p>
+        </w:tc>
+        <w:tc>
+          <w:tcPr/>
+          <w:p>
+            <w:pPr>
+              <w:pStyle w:val="Compact"/>
+            </w:pPr>
+            <w:r>
+              <w:t xml:space="preserve">HL7</w:t>
+            </w:r>
+            <w:r>
+              <w:t xml:space="preserve"> </w:t>
+            </w:r>
+            <w:r>
+              <w:rPr>
+                <w:rStyle w:val="VerbatimChar"/>
+              </w:rPr>
+              <w:t xml:space="preserve">goal-start-event</w:t>
+            </w:r>
+            <w:r>
+              <w:t xml:space="preserve"> </w:t>
+            </w:r>
+            <w:r>
+              <w:t xml:space="preserve">plus</w:t>
+            </w:r>
+            <w:r>
+              <w:t xml:space="preserve"> </w:t>
+            </w:r>
+            <w:r>
+              <w:rPr>
+                <w:rStyle w:val="VerbatimChar"/>
+              </w:rPr>
+              <w:t xml:space="preserve">264908009</w:t>
+            </w:r>
+            <w:r>
+              <w:t xml:space="preserve"> </w:t>
+            </w:r>
+            <w:r>
+              <w:t xml:space="preserve">Post-radiation ·</w:t>
+            </w:r>
+            <w:r>
+              <w:t xml:space="preserve"> </w:t>
+            </w:r>
+            <w:r>
+              <w:rPr>
+                <w:rStyle w:val="VerbatimChar"/>
+              </w:rPr>
+              <w:t xml:space="preserve">262502001</w:t>
+            </w:r>
+            <w:r>
+              <w:t xml:space="preserve"> </w:t>
+            </w:r>
+            <w:r>
+              <w:t xml:space="preserve">Post-chemotherapy ·</w:t>
+            </w:r>
+            <w:r>
+              <w:t xml:space="preserve"> </w:t>
+            </w:r>
+            <w:r>
+              <w:rPr>
+                <w:rStyle w:val="VerbatimChar"/>
+              </w:rPr>
+              <w:t xml:space="preserve">262061000</w:t>
+            </w:r>
+            <w:r>
+              <w:t xml:space="preserve"> </w:t>
+            </w:r>
+            <w:r>
+              <w:t xml:space="preserve">Postoperative period u. a.</w:t>
+            </w:r>
+          </w:p>
+        </w:tc>
+        <w:tc>
+          <w:tcPr/>
+          <w:p>
+            <w:pPr>
+              <w:pStyle w:val="Compact"/>
+            </w:pPr>
+            <w:r>
+              <w:t xml:space="preserve">example in</w:t>
+            </w:r>
+            <w:r>
+              <w:t xml:space="preserve"> </w:t>
+            </w:r>
+            <w:r>
+              <w:rPr>
+                <w:rStyle w:val="VerbatimChar"/>
+              </w:rPr>
+              <w:t xml:space="preserve">Goal.start[x]</w:t>
             </w:r>
           </w:p>
         </w:tc>
@@ -11137,7 +12132,7 @@
           <w:b/>
           <w:bCs/>
         </w:rPr>
-        <w:t xml:space="preserve">Folge für den Leitfaden (Voraussetzung der Einreichung):</w:t>
+        <w:t xml:space="preserve">Im Leitfaden vollzogen.</w:t>
       </w:r>
       <w:r>
         <w:t xml:space="preserve"> </w:t>
@@ -11158,7 +12153,7 @@
         <w:t xml:space="preserve"> </w:t>
       </w:r>
       <w:r>
-        <w:t xml:space="preserve">verliert die Codes</w:t>
+        <w:t xml:space="preserve">führt die Codes</w:t>
       </w:r>
       <w:r>
         <w:t xml:space="preserve"> </w:t>
@@ -11205,7 +12200,247 @@
         <w:t xml:space="preserve">(Adjuvant - intent)</w:t>
       </w:r>
       <w:r>
-        <w:t xml:space="preserve">; für die Stellung zur Operation entsteht ein eigenes Merkmal an der Behandlungsepisode. Dieser Umbau ist vor der Einreichung im Leitfaden zu vollziehen — bis dahin beschreibt dieses Kapitel den Zielzustand, nicht den aktuellen Artefaktstand.</w:t>
+        <w:t xml:space="preserve"> </w:t>
+      </w:r>
+      <w:r>
+        <w:t xml:space="preserve">nicht mehr; sie stehen in</w:t>
+      </w:r>
+      <w:r>
+        <w:t xml:space="preserve"> </w:t>
+      </w:r>
+      <w:r>
+        <w:rPr>
+          <w:rStyle w:val="VerbatimChar"/>
+        </w:rPr>
+        <w:t xml:space="preserve">onko-service-request-kontext</w:t>
+      </w:r>
+      <w:r>
+        <w:t xml:space="preserve">, gebunden über die Extension</w:t>
+      </w:r>
+      <w:r>
+        <w:t xml:space="preserve"> </w:t>
+      </w:r>
+      <w:r>
+        <w:rPr>
+          <w:rStyle w:val="VerbatimChar"/>
+        </w:rPr>
+        <w:t xml:space="preserve">onko-behandlungs-kontext</w:t>
+      </w:r>
+      <w:r>
+        <w:t xml:space="preserve"> </w:t>
+      </w:r>
+      <w:r>
+        <w:t xml:space="preserve">an</w:t>
+      </w:r>
+      <w:r>
+        <w:t xml:space="preserve"> </w:t>
+      </w:r>
+      <w:r>
+        <w:rPr>
+          <w:rStyle w:val="VerbatimChar"/>
+        </w:rPr>
+        <w:t xml:space="preserve">ServiceRequest</w:t>
+      </w:r>
+      <w:r>
+        <w:t xml:space="preserve">,</w:t>
+      </w:r>
+      <w:r>
+        <w:t xml:space="preserve"> </w:t>
+      </w:r>
+      <w:r>
+        <w:rPr>
+          <w:rStyle w:val="VerbatimChar"/>
+        </w:rPr>
+        <w:t xml:space="preserve">Procedure</w:t>
+      </w:r>
+      <w:r>
+        <w:t xml:space="preserve">,</w:t>
+      </w:r>
+      <w:r>
+        <w:t xml:space="preserve"> </w:t>
+      </w:r>
+      <w:r>
+        <w:rPr>
+          <w:rStyle w:val="VerbatimChar"/>
+        </w:rPr>
+        <w:t xml:space="preserve">MedicationRequest</w:t>
+      </w:r>
+      <w:r>
+        <w:t xml:space="preserve"> </w:t>
+      </w:r>
+      <w:r>
+        <w:t xml:space="preserve">und</w:t>
+      </w:r>
+      <w:r>
+        <w:t xml:space="preserve"> </w:t>
+      </w:r>
+      <w:r>
+        <w:rPr>
+          <w:rStyle w:val="VerbatimChar"/>
+        </w:rPr>
+        <w:t xml:space="preserve">MedicationAdministration</w:t>
+      </w:r>
+      <w:r>
+        <w:t xml:space="preserve">. Damit ist die Kontext-Achse dort verankert, wo die Stellung zur Operation entsteht — an der einzelnen Maßnahme, nicht an der Episode.</w:t>
+      </w:r>
+    </w:p>
+    <w:p>
+      <w:pPr>
+        <w:pStyle w:val="BodyText"/>
+      </w:pPr>
+      <w:r>
+        <w:t xml:space="preserve">Bei der Gelegenheit korrigiert wurde auch die Herkunftsangabe des Intentions-ValueSets: Es nannte</w:t>
+      </w:r>
+      <w:r>
+        <w:t xml:space="preserve"> </w:t>
+      </w:r>
+      <w:r>
+        <w:rPr>
+          <w:rStyle w:val="VerbatimChar"/>
+        </w:rPr>
+        <w:t xml:space="preserve">362961001 | Procedure by intent</w:t>
+      </w:r>
+      <w:r>
+        <w:t xml:space="preserve"> </w:t>
+      </w:r>
+      <w:r>
+        <w:t xml:space="preserve">als Quellhierarchie. Gegen SNOMED CT International 20260501 geprüft — mit Kontrollfällen, die die Funktionsfähigkeit des Subsumptions-Endpunkts belegen — subsumiert dieser Code</w:t>
+      </w:r>
+      <w:r>
+        <w:t xml:space="preserve"> </w:t>
+      </w:r>
+      <w:r>
+        <w:rPr>
+          <w:b/>
+          <w:bCs/>
+        </w:rPr>
+        <w:t xml:space="preserve">keinen</w:t>
+      </w:r>
+      <w:r>
+        <w:t xml:space="preserve"> </w:t>
+      </w:r>
+      <w:r>
+        <w:t xml:space="preserve">der geführten Codes, auch</w:t>
+      </w:r>
+      <w:r>
+        <w:t xml:space="preserve"> </w:t>
+      </w:r>
+      <w:r>
+        <w:rPr>
+          <w:i/>
+          <w:iCs/>
+        </w:rPr>
+        <w:t xml:space="preserve">Curative</w:t>
+      </w:r>
+      <w:r>
+        <w:t xml:space="preserve"> </w:t>
+      </w:r>
+      <w:r>
+        <w:t xml:space="preserve">nicht. Tatsächlich liegen sie unter</w:t>
+      </w:r>
+      <w:r>
+        <w:t xml:space="preserve"> </w:t>
+      </w:r>
+      <w:r>
+        <w:rPr>
+          <w:rStyle w:val="VerbatimChar"/>
+        </w:rPr>
+        <w:t xml:space="preserve">362981000 | Qualifier value</w:t>
+      </w:r>
+      <w:r>
+        <w:t xml:space="preserve">.</w:t>
+      </w:r>
+    </w:p>
+    <w:p>
+      <w:pPr>
+        <w:pStyle w:val="BodyText"/>
+      </w:pPr>
+      <w:r>
+        <w:rPr>
+          <w:b/>
+          <w:bCs/>
+        </w:rPr>
+        <w:t xml:space="preserve">Terminologischer Befund, der die Trennung stützt.</w:t>
+      </w:r>
+      <w:r>
+        <w:t xml:space="preserve"> </w:t>
+      </w:r>
+      <w:r>
+        <w:t xml:space="preserve">Intention und Kontext liegen beide unter</w:t>
+      </w:r>
+      <w:r>
+        <w:t xml:space="preserve"> </w:t>
+      </w:r>
+      <w:r>
+        <w:rPr>
+          <w:rStyle w:val="VerbatimChar"/>
+        </w:rPr>
+        <w:t xml:space="preserve">362981000 | Qualifier value</w:t>
+      </w:r>
+      <w:r>
+        <w:t xml:space="preserve"> </w:t>
+      </w:r>
+      <w:r>
+        <w:t xml:space="preserve">— deshalb lassen sich neoadjuvant und adjuvant ohne Hierarchiebruch zwischen den Listen verschieben, und deshalb ist die Grenze zwischen ihnen fachlich zu ziehen, nicht terminologisch erzwungen. Dass sie ausfranst, zeigt</w:t>
+      </w:r>
+      <w:r>
+        <w:t xml:space="preserve"> </w:t>
+      </w:r>
+      <w:r>
+        <w:rPr>
+          <w:rStyle w:val="VerbatimChar"/>
+        </w:rPr>
+        <w:t xml:space="preserve">129428001</w:t>
+      </w:r>
+      <w:r>
+        <w:t xml:space="preserve">, das wörtlich</w:t>
+      </w:r>
+      <w:r>
+        <w:t xml:space="preserve"> </w:t>
+      </w:r>
+      <w:r>
+        <w:rPr>
+          <w:i/>
+          <w:iCs/>
+        </w:rPr>
+        <w:t xml:space="preserve">„Preventive - procedure intent"</w:t>
+      </w:r>
+      <w:r>
+        <w:t xml:space="preserve"> </w:t>
+      </w:r>
+      <w:r>
+        <w:t xml:space="preserve">heißt und in der Kontextliste steht. Die</w:t>
+      </w:r>
+      <w:r>
+        <w:t xml:space="preserve"> </w:t>
+      </w:r>
+      <w:r>
+        <w:rPr>
+          <w:b/>
+          <w:bCs/>
+        </w:rPr>
+        <w:t xml:space="preserve">Modalität</w:t>
+      </w:r>
+      <w:r>
+        <w:t xml:space="preserve"> </w:t>
+      </w:r>
+      <w:r>
+        <w:t xml:space="preserve">dagegen liegt unter</w:t>
+      </w:r>
+      <w:r>
+        <w:t xml:space="preserve"> </w:t>
+      </w:r>
+      <w:r>
+        <w:rPr>
+          <w:rStyle w:val="VerbatimChar"/>
+        </w:rPr>
+        <w:t xml:space="preserve">71388002 | Procedure</w:t>
+      </w:r>
+      <w:r>
+        <w:t xml:space="preserve"> </w:t>
+      </w:r>
+      <w:r>
+        <w:t xml:space="preserve">— einer anderen obersten Hierarchie. Modalität ist eine Handlung, Intention und Kontext sind Qualifier zu einer Handlung; die drei Achsen sind damit nicht nur fachlich, sondern terminologisch verschieden.</w:t>
       </w:r>
     </w:p>
     <w:p>
@@ -12456,6 +13691,87 @@
       </w:r>
       <w:r>
         <w:t xml:space="preserve">Voraussetzung für vergleichbare Real-World-Auswertungen und für linienspezifische Zulassungs- und Erstattungsentscheidungen.</w:t>
+      </w:r>
+    </w:p>
+    <w:p>
+      <w:pPr>
+        <w:numPr>
+          <w:ilvl w:val="0"/>
+          <w:numId w:val="1008"/>
+        </w:numPr>
+      </w:pPr>
+      <w:r>
+        <w:rPr>
+          <w:b/>
+          <w:bCs/>
+        </w:rPr>
+        <w:t xml:space="preserve">Die Trennung von Episodenart und Modalität.</w:t>
+      </w:r>
+      <w:r>
+        <w:t xml:space="preserve"> </w:t>
+      </w:r>
+      <w:r>
+        <w:rPr>
+          <w:rStyle w:val="VerbatimChar"/>
+        </w:rPr>
+        <w:t xml:space="preserve">mii-cs-onko-therapie-typ</w:t>
+      </w:r>
+      <w:r>
+        <w:t xml:space="preserve"> </w:t>
+      </w:r>
+      <w:r>
+        <w:t xml:space="preserve">führt heute Chemotherapie, Watchful Waiting und die Kombinationscodes</w:t>
+      </w:r>
+      <w:r>
+        <w:t xml:space="preserve"> </w:t>
+      </w:r>
+      <w:r>
+        <w:rPr>
+          <w:rStyle w:val="VerbatimChar"/>
+        </w:rPr>
+        <w:t xml:space="preserve">CI</w:t>
+      </w:r>
+      <w:r>
+        <w:t xml:space="preserve">,</w:t>
+      </w:r>
+      <w:r>
+        <w:t xml:space="preserve"> </w:t>
+      </w:r>
+      <w:r>
+        <w:rPr>
+          <w:rStyle w:val="VerbatimChar"/>
+        </w:rPr>
+        <w:t xml:space="preserve">CZ</w:t>
+      </w:r>
+      <w:r>
+        <w:t xml:space="preserve">,</w:t>
+      </w:r>
+      <w:r>
+        <w:t xml:space="preserve"> </w:t>
+      </w:r>
+      <w:r>
+        <w:rPr>
+          <w:rStyle w:val="VerbatimChar"/>
+        </w:rPr>
+        <w:t xml:space="preserve">CIZ</w:t>
+      </w:r>
+      <w:r>
+        <w:t xml:space="preserve">,</w:t>
+      </w:r>
+      <w:r>
+        <w:t xml:space="preserve"> </w:t>
+      </w:r>
+      <w:r>
+        <w:rPr>
+          <w:rStyle w:val="VerbatimChar"/>
+        </w:rPr>
+        <w:t xml:space="preserve">IZ</w:t>
+      </w:r>
+      <w:r>
+        <w:t xml:space="preserve"> </w:t>
+      </w:r>
+      <w:r>
+        <w:t xml:space="preserve">in einer Liste. Die Kombinationscodes existieren nur, weil eine Ein-Listen-Kodierung Mehrfachbelegung nicht zulässt — sie sind der Preis der Vermischung, nicht ihr Zweck. Mit getrennten Merkmalen entfallen sie, und eine Radiochemotherapie trägt schlicht zwei Modalitäten.</w:t>
       </w:r>
     </w:p>
     <w:bookmarkEnd w:id="56"/>
@@ -12587,7 +13903,7 @@
               <w:pStyle w:val="Compact"/>
             </w:pPr>
             <w:r>
-              <w:t xml:space="preserve">laufende Kommentierungsfrist, AP 5a</w:t>
+              <w:t xml:space="preserve">laufende Kommentierungsfrist</w:t>
             </w:r>
           </w:p>
         </w:tc>
@@ -12828,10 +14144,41 @@
             </w:pPr>
             <w:r>
               <w:rPr>
+                <w:strike/>
+              </w:rPr>
+              <w:t xml:space="preserve">Umbau im Leitfaden: Intentions-ValueSet bereinigen, Kontext-Achse</w:t>
+            </w:r>
+          </w:p>
+        </w:tc>
+        <w:tc>
+          <w:tcPr/>
+          <w:p>
+            <w:pPr>
+              <w:pStyle w:val="Compact"/>
+            </w:pPr>
+            <w:r>
+              <w:t xml:space="preserve">—</w:t>
+            </w:r>
+          </w:p>
+        </w:tc>
+        <w:tc>
+          <w:tcPr/>
+          <w:p>
+            <w:pPr>
+              <w:pStyle w:val="Compact"/>
+            </w:pPr>
+            <w:r>
+              <w:rPr>
                 <w:b/>
                 <w:bCs/>
               </w:rPr>
-              <w:t xml:space="preserve">Umbau im Leitfaden vor der Einreichung:</w:t>
+              <w:t xml:space="preserve">erledigt</w:t>
+            </w:r>
+            <w:r>
+              <w:t xml:space="preserve"> </w:t>
+            </w:r>
+            <w:r>
+              <w:t xml:space="preserve">— neoadjuvant/adjuvant stehen in</w:t>
             </w:r>
             <w:r>
               <w:t xml:space="preserve"> </w:t>
@@ -12840,35 +14187,7 @@
               <w:rPr>
                 <w:rStyle w:val="VerbatimChar"/>
               </w:rPr>
-              <w:t xml:space="preserve">onko-therapy-intent</w:t>
-            </w:r>
-            <w:r>
-              <w:t xml:space="preserve"> </w:t>
-            </w:r>
-            <w:r>
-              <w:t xml:space="preserve">um neoadjuvant/adjuvant bereinigen, Stellung zur Operation als eigenes Merkmal an der Behandlungsepisode ergänzen (6.2)</w:t>
-            </w:r>
-          </w:p>
-        </w:tc>
-        <w:tc>
-          <w:tcPr/>
-          <w:p>
-            <w:pPr>
-              <w:pStyle w:val="Compact"/>
-            </w:pPr>
-            <w:r>
-              <w:t xml:space="preserve">—</w:t>
-            </w:r>
-          </w:p>
-        </w:tc>
-        <w:tc>
-          <w:tcPr/>
-          <w:p>
-            <w:pPr>
-              <w:pStyle w:val="Compact"/>
-            </w:pPr>
-            <w:r>
-              <w:t xml:space="preserve">bereinigtes ValueSet, neues Kontext-Merkmal, grüner Build</w:t>
+              <w:t xml:space="preserve">onko-service-request-kontext</w:t>
             </w:r>
           </w:p>
         </w:tc>
@@ -13178,7 +14497,7 @@
         <w:t xml:space="preserve">Kritisch ist AP 1</w:t>
       </w:r>
       <w:r>
-        <w:t xml:space="preserve">, weil es an die Kommentierungsfrist gebunden ist: Wird sie verpasst, verschiebt sich die gesamte Kette um einen Modulzyklus und der Zieltermin Ende 2027 ist nicht mehr zu halten. AP 5a ist ihm sachlich vorgelagert: Der Leitfaden muss den in 6.2 beschriebenen Stand tatsächlich tragen, bevor er eingereicht wird. AP 4 (ISiK) ist der zweite kritische Strang, weil er außerhalb der MII-Governance liegt und AP 9 blockiert. AP 2, 4 und 5 laufen parallel.</w:t>
+        <w:t xml:space="preserve">, weil es an die Kommentierungsfrist gebunden ist: Wird sie verpasst, verschiebt sich die gesamte Kette um einen Modulzyklus und der Zieltermin Ende 2027 ist nicht mehr zu halten. AP 4 (ISiK) ist der zweite kritische Strang, weil er außerhalb der MII-Governance liegt und AP 9 blockiert. AP 2, 4 und 5 laufen parallel.</w:t>
       </w:r>
     </w:p>
     <w:bookmarkEnd w:id="57"/>
@@ -13535,29 +14854,68 @@
               <w:pStyle w:val="Compact"/>
             </w:pPr>
             <w:r>
-              <w:t xml:space="preserve">Der Umbau des Intentions-ValueSets (AP 5a) unterbleibt vor der Einreichung</w:t>
-            </w:r>
-          </w:p>
-        </w:tc>
-        <w:tc>
-          <w:tcPr/>
-          <w:p>
-            <w:pPr>
-              <w:pStyle w:val="Compact"/>
-            </w:pPr>
-            <w:r>
-              <w:t xml:space="preserve">Der Kommentar beschreibt einen Artefaktstand, den der Leitfaden nicht hat — angreifbar in der Disposition</w:t>
-            </w:r>
-          </w:p>
-        </w:tc>
-        <w:tc>
-          <w:tcPr/>
-          <w:p>
-            <w:pPr>
-              <w:pStyle w:val="Compact"/>
-            </w:pPr>
-            <w:r>
-              <w:t xml:space="preserve">AP 5a ist Voraussetzung von AP 1 und entsprechend zu terminieren</w:t>
+              <w:t xml:space="preserve">Der Episodenart-Umbau ist noch nicht in</w:t>
+            </w:r>
+            <w:r>
+              <w:t xml:space="preserve"> </w:t>
+            </w:r>
+            <w:r>
+              <w:rPr>
+                <w:rStyle w:val="VerbatimChar"/>
+              </w:rPr>
+              <w:t xml:space="preserve">main</w:t>
+            </w:r>
+            <w:r>
+              <w:t xml:space="preserve">; die Kommentierung lief auf</w:t>
+            </w:r>
+            <w:r>
+              <w:t xml:space="preserve"> </w:t>
+            </w:r>
+            <w:r>
+              <w:rPr>
+                <w:rStyle w:val="VerbatimChar"/>
+              </w:rPr>
+              <w:t xml:space="preserve">1.0.0-ballot-rc.2</w:t>
+            </w:r>
+            <w:r>
+              <w:t xml:space="preserve">, das ihn nicht enthält</w:t>
+            </w:r>
+          </w:p>
+        </w:tc>
+        <w:tc>
+          <w:tcPr/>
+          <w:p>
+            <w:pPr>
+              <w:pStyle w:val="Compact"/>
+            </w:pPr>
+            <w:r>
+              <w:t xml:space="preserve">Der Kommentar beschreibt einen Stand, den die Kommentierenden nicht gesehen haben</w:t>
+            </w:r>
+          </w:p>
+        </w:tc>
+        <w:tc>
+          <w:tcPr/>
+          <w:p>
+            <w:pPr>
+              <w:pStyle w:val="Compact"/>
+            </w:pPr>
+            <w:r>
+              <w:t xml:space="preserve">Umbau vor AP 1 nach</w:t>
+            </w:r>
+            <w:r>
+              <w:t xml:space="preserve"> </w:t>
+            </w:r>
+            <w:r>
+              <w:rPr>
+                <w:rStyle w:val="VerbatimChar"/>
+              </w:rPr>
+              <w:t xml:space="preserve">main</w:t>
+            </w:r>
+            <w:r>
+              <w:t xml:space="preserve"> </w:t>
+            </w:r>
+            <w:r>
+              <w:t xml:space="preserve">bringen und im Kommentar ausdrücklich als Fortentwicklung gegenüber der kommentierten Fassung kennzeichnen</w:t>
             </w:r>
           </w:p>
         </w:tc>
@@ -14131,6 +15489,7 @@
             <w:r>
               <w:rPr>
                 <w:rStyle w:val="VerbatimChar"/>
+                <w:strike/>
               </w:rPr>
               <w:t xml:space="preserve">onko-diagnostic-care-plan</w:t>
             </w:r>
@@ -14158,18 +15517,27 @@
               <w:jc w:val="center"/>
             </w:pPr>
             <w:r>
-              <w:t xml:space="preserve">D</w:t>
-            </w:r>
-          </w:p>
-        </w:tc>
-        <w:tc>
-          <w:tcPr/>
-          <w:p>
-            <w:pPr>
-              <w:pStyle w:val="Compact"/>
-            </w:pPr>
-            <w:r>
-              <w:t xml:space="preserve">geht im Behandlungsplan auf</w:t>
+              <w:t xml:space="preserve">—</w:t>
+            </w:r>
+          </w:p>
+        </w:tc>
+        <w:tc>
+          <w:tcPr/>
+          <w:p>
+            <w:pPr>
+              <w:pStyle w:val="Compact"/>
+            </w:pPr>
+            <w:r>
+              <w:t xml:space="preserve">im Zuge der Kommentierung entfallen; Unterscheidung über</w:t>
+            </w:r>
+            <w:r>
+              <w:t xml:space="preserve"> </w:t>
+            </w:r>
+            <w:r>
+              <w:rPr>
+                <w:rStyle w:val="VerbatimChar"/>
+              </w:rPr>
+              <w:t xml:space="preserve">CarePlan.category</w:t>
             </w:r>
           </w:p>
         </w:tc>
@@ -14296,6 +15664,7 @@
             <w:r>
               <w:rPr>
                 <w:rStyle w:val="VerbatimChar"/>
+                <w:strike/>
               </w:rPr>
               <w:t xml:space="preserve">onko-condition</w:t>
             </w:r>
@@ -14334,7 +15703,7 @@
               <w:pStyle w:val="Compact"/>
             </w:pPr>
             <w:r>
-              <w:t xml:space="preserve">entfällt</w:t>
+              <w:t xml:space="preserve">im Zuge der Kommentierung entfallen; Referenzen zeigen direkt auf das MII-Profil</w:t>
             </w:r>
           </w:p>
         </w:tc>
@@ -14462,6 +15831,45 @@
             </w:pPr>
             <w:r>
               <w:t xml:space="preserve">EpisodeOfCare</w:t>
+            </w:r>
+          </w:p>
+        </w:tc>
+        <w:tc>
+          <w:tcPr/>
+          <w:p>
+            <w:pPr>
+              <w:pStyle w:val="Compact"/>
+              <w:jc w:val="center"/>
+            </w:pPr>
+            <w:r>
+              <w:t xml:space="preserve">A</w:t>
+            </w:r>
+          </w:p>
+        </w:tc>
+      </w:tr>
+      <w:tr>
+        <w:tc>
+          <w:tcPr/>
+          <w:p>
+            <w:pPr>
+              <w:pStyle w:val="Compact"/>
+            </w:pPr>
+            <w:r>
+              <w:rPr>
+                <w:rStyle w:val="VerbatimChar"/>
+              </w:rPr>
+              <w:t xml:space="preserve">onko-behandlungs-kontext</w:t>
+            </w:r>
+          </w:p>
+        </w:tc>
+        <w:tc>
+          <w:tcPr/>
+          <w:p>
+            <w:pPr>
+              <w:pStyle w:val="Compact"/>
+            </w:pPr>
+            <w:r>
+              <w:t xml:space="preserve">ServiceRequest, Procedure, MedicationRequest, MedicationAdministration</w:t>
             </w:r>
           </w:p>
         </w:tc>

--- a/docs/L05-MII-Ueberleitung/LG-05_Ueberleitung_MII_Onkologie.docx
+++ b/docs/L05-MII-Ueberleitung/LG-05_Ueberleitung_MII_Onkologie.docx
@@ -298,7 +298,7 @@
         <w:t xml:space="preserve">feat/episodenart-auf-main</w:t>
       </w:r>
       <w:r>
-        <w:t xml:space="preserve">), aufsetzend auf der kommentierten Ballot-Fassung</w:t>
+        <w:t xml:space="preserve">), aufsetzend auf der kommentierten Fassung</w:t>
       </w:r>
       <w:r>
         <w:t xml:space="preserve"> </w:t>
@@ -307,7 +307,7 @@
         <w:rPr>
           <w:rStyle w:val="VerbatimChar"/>
         </w:rPr>
-        <w:t xml:space="preserve">1.0.0-ballot-rc.2</w:t>
+        <w:t xml:space="preserve">1.0.0-ballot</w:t>
       </w:r>
       <w:r>
         <w:t xml:space="preserve"> </w:t>
@@ -1661,13 +1661,13 @@
         <w:rPr>
           <w:rStyle w:val="VerbatimChar"/>
         </w:rPr>
-        <w:t xml:space="preserve">1.0.0-ballot-rc.2</w:t>
-      </w:r>
-      <w:r>
-        <w:t xml:space="preserve"> </w:t>
-      </w:r>
-      <w:r>
-        <w:t xml:space="preserve">(31.07.2026). Seither ist der Leitfaden in zwei Schritten fortentwickelt worden: zunächst durch die</w:t>
+        <w:t xml:space="preserve">1.0.0-ballot</w:t>
+      </w:r>
+      <w:r>
+        <w:t xml:space="preserve"> </w:t>
+      </w:r>
+      <w:r>
+        <w:t xml:space="preserve">— zuletzt vor Beginn der Kommentarumsetzungen am 03.08.2026 veröffentlicht. Seither ist der Leitfaden in zwei Schritten fortentwickelt worden: zunächst durch die</w:t>
       </w:r>
       <w:r>
         <w:t xml:space="preserve"> </w:t>
@@ -14875,7 +14875,7 @@
               <w:rPr>
                 <w:rStyle w:val="VerbatimChar"/>
               </w:rPr>
-              <w:t xml:space="preserve">1.0.0-ballot-rc.2</w:t>
+              <w:t xml:space="preserve">1.0.0-ballot</w:t>
             </w:r>
             <w:r>
               <w:t xml:space="preserve">, das ihn nicht enthält</w:t>

--- a/docs/L05-MII-Ueberleitung/LG-05_Ueberleitung_MII_Onkologie.docx
+++ b/docs/L05-MII-Ueberleitung/LG-05_Ueberleitung_MII_Onkologie.docx
@@ -162,7 +162,7 @@
           <w:color w:val="003754"/>
           <w:sz w:val="22"/>
         </w:rPr>
-        <w:t>30.09.2026 · V3</w:t>
+        <w:t>30.09.2026</w:t>
       </w:r>
     </w:p>
     <w:p>
@@ -270,7 +270,7 @@
         <w:t xml:space="preserve"> </w:t>
       </w:r>
       <w:r>
-        <w:t xml:space="preserve">Entwurf V3 · 30. September 2026</w:t>
+        <w:t xml:space="preserve">30. September 2026</w:t>
       </w:r>
       <w:r>
         <w:t xml:space="preserve"> </w:t>
@@ -286,7 +286,7 @@
         <w:t xml:space="preserve"> </w:t>
       </w:r>
       <w:r>
-        <w:t xml:space="preserve">Arbeitsstand nach dem Episodenart-Umbau (Branch</w:t>
+        <w:t xml:space="preserve">aktueller Stand nach Umsetzung der Ballot-Kommentare und dem Episodenart-Umbau, aufsetzend auf der kommentierten Fassung</w:t>
       </w:r>
       <w:r>
         <w:t xml:space="preserve"> </w:t>
@@ -295,25 +295,7 @@
         <w:rPr>
           <w:rStyle w:val="VerbatimChar"/>
         </w:rPr>
-        <w:t xml:space="preserve">feat/episodenart-auf-main</w:t>
-      </w:r>
-      <w:r>
-        <w:t xml:space="preserve">), aufsetzend auf der kommentierten Fassung</w:t>
-      </w:r>
-      <w:r>
-        <w:t xml:space="preserve"> </w:t>
-      </w:r>
-      <w:r>
-        <w:rPr>
-          <w:rStyle w:val="VerbatimChar"/>
-        </w:rPr>
         <w:t xml:space="preserve">1.0.0-ballot</w:t>
-      </w:r>
-      <w:r>
-        <w:t xml:space="preserve"> </w:t>
-      </w:r>
-      <w:r>
-        <w:t xml:space="preserve">und deren Kommentarumsetzungen</w:t>
       </w:r>
       <w:r>
         <w:t xml:space="preserve"> </w:t>
@@ -1178,7 +1160,7 @@
         <w:pStyle w:val="FirstParagraph"/>
       </w:pPr>
       <w:r>
-        <w:t xml:space="preserve">Gegenstand sind sämtliche im Leitfaden definierten Artefakte im aktuellen Arbeitsstand:</w:t>
+        <w:t xml:space="preserve">Gegenstand sind sämtliche im Leitfaden definierten Artefakte im aktuellen Stand:</w:t>
       </w:r>
     </w:p>
     <w:p>
@@ -1723,7 +1705,7 @@
         <w:t xml:space="preserve">Episodenart-Umbau</w:t>
       </w:r>
       <w:r>
-        <w:t xml:space="preserve">. Dieses Dokument beschreibt den Stand nach beiden Schritten. Wo er von der kommentierten Fassung abweicht, ist das ausgewiesen; der Kommentar selbst muss diese Fortentwicklung offenlegen (Risiko 4a).</w:t>
+        <w:t xml:space="preserve">. Dieses Dokument beschreibt den Stand nach beiden Schritten. Wo er von der kommentierten Fassung abweicht, ist das ausgewiesen; der Kommentar selbst muss diese Fortentwicklung offenlegen (Risiko 6).</w:t>
       </w:r>
     </w:p>
     <w:bookmarkEnd w:id="27"/>
@@ -5279,7 +5261,7 @@
         <w:t xml:space="preserve"> </w:t>
       </w:r>
       <w:r>
-        <w:t xml:space="preserve">anzustreben, damit auch der ambulante Sektor, Reha und die Vernetzungsstandards darauf aufsetzen können, ohne ISiK zu implementieren. Die MII-Ableitung zieht dann auf die Kernprofil-Fassung um. Praktisch heißt das für den jetzigen Entwurf: Die ISiK-Einreichung darf keine Festlegungen treffen, die nur im stationären Kontext tragen — die Kernprofil-Fähigkeit ist von Beginn an mitzudenken, auch wenn die Überführung erst später ansteht.</w:t>
+        <w:t xml:space="preserve">anzustreben, damit auch der ambulante Sektor, Reha und die Vernetzungsstandards darauf aufsetzen können, ohne ISiK zu implementieren. Die MII-Ableitung zieht dann auf die Kernprofil-Fassung um. Praktisch heißt das für die jetzige Modellierung: Die ISiK-Einreichung darf keine Festlegungen treffen, die nur im stationären Kontext tragen — die Kernprofil-Fähigkeit ist von Beginn an mitzudenken, auch wenn die Überführung erst später ansteht.</w:t>
       </w:r>
     </w:p>
     <w:p>
@@ -14132,74 +14114,6 @@
               <w:pStyle w:val="Compact"/>
             </w:pPr>
             <w:r>
-              <w:t xml:space="preserve">5a</w:t>
-            </w:r>
-          </w:p>
-        </w:tc>
-        <w:tc>
-          <w:tcPr/>
-          <w:p>
-            <w:pPr>
-              <w:pStyle w:val="Compact"/>
-            </w:pPr>
-            <w:r>
-              <w:rPr>
-                <w:strike/>
-              </w:rPr>
-              <w:t xml:space="preserve">Umbau im Leitfaden: Intentions-ValueSet bereinigen, Kontext-Achse</w:t>
-            </w:r>
-          </w:p>
-        </w:tc>
-        <w:tc>
-          <w:tcPr/>
-          <w:p>
-            <w:pPr>
-              <w:pStyle w:val="Compact"/>
-            </w:pPr>
-            <w:r>
-              <w:t xml:space="preserve">—</w:t>
-            </w:r>
-          </w:p>
-        </w:tc>
-        <w:tc>
-          <w:tcPr/>
-          <w:p>
-            <w:pPr>
-              <w:pStyle w:val="Compact"/>
-            </w:pPr>
-            <w:r>
-              <w:rPr>
-                <w:b/>
-                <w:bCs/>
-              </w:rPr>
-              <w:t xml:space="preserve">erledigt</w:t>
-            </w:r>
-            <w:r>
-              <w:t xml:space="preserve"> </w:t>
-            </w:r>
-            <w:r>
-              <w:t xml:space="preserve">— neoadjuvant/adjuvant stehen in</w:t>
-            </w:r>
-            <w:r>
-              <w:t xml:space="preserve"> </w:t>
-            </w:r>
-            <w:r>
-              <w:rPr>
-                <w:rStyle w:val="VerbatimChar"/>
-              </w:rPr>
-              <w:t xml:space="preserve">onko-service-request-kontext</w:t>
-            </w:r>
-          </w:p>
-        </w:tc>
-      </w:tr>
-      <w:tr>
-        <w:tc>
-          <w:tcPr/>
-          <w:p>
-            <w:pPr>
-              <w:pStyle w:val="Compact"/>
-            </w:pPr>
-            <w:r>
               <w:t xml:space="preserve">6</w:t>
             </w:r>
           </w:p>
@@ -14749,7 +14663,7 @@
               <w:jc w:val="right"/>
             </w:pPr>
             <w:r>
-              <w:t xml:space="preserve">9</w:t>
+              <w:t xml:space="preserve">4</w:t>
             </w:r>
           </w:p>
         </w:tc>
@@ -14796,7 +14710,7 @@
               <w:jc w:val="right"/>
             </w:pPr>
             <w:r>
-              <w:t xml:space="preserve">4</w:t>
+              <w:t xml:space="preserve">5</w:t>
             </w:r>
           </w:p>
         </w:tc>
@@ -14843,30 +14757,18 @@
               <w:jc w:val="right"/>
             </w:pPr>
             <w:r>
-              <w:t xml:space="preserve">4a</w:t>
-            </w:r>
-          </w:p>
-        </w:tc>
-        <w:tc>
-          <w:tcPr/>
-          <w:p>
-            <w:pPr>
-              <w:pStyle w:val="Compact"/>
-            </w:pPr>
-            <w:r>
-              <w:t xml:space="preserve">Der Episodenart-Umbau ist noch nicht in</w:t>
-            </w:r>
-            <w:r>
-              <w:t xml:space="preserve"> </w:t>
-            </w:r>
-            <w:r>
-              <w:rPr>
-                <w:rStyle w:val="VerbatimChar"/>
-              </w:rPr>
-              <w:t xml:space="preserve">main</w:t>
-            </w:r>
-            <w:r>
-              <w:t xml:space="preserve">; die Kommentierung lief auf</w:t>
+              <w:t xml:space="preserve">6</w:t>
+            </w:r>
+          </w:p>
+        </w:tc>
+        <w:tc>
+          <w:tcPr/>
+          <w:p>
+            <w:pPr>
+              <w:pStyle w:val="Compact"/>
+            </w:pPr>
+            <w:r>
+              <w:t xml:space="preserve">Der eingereichte Stand ist gegenüber der kommentierten Fassung fortentwickelt:</w:t>
             </w:r>
             <w:r>
               <w:t xml:space="preserve"> </w:t>
@@ -14878,44 +14780,32 @@
               <w:t xml:space="preserve">1.0.0-ballot</w:t>
             </w:r>
             <w:r>
-              <w:t xml:space="preserve">, das ihn nicht enthält</w:t>
-            </w:r>
-          </w:p>
-        </w:tc>
-        <w:tc>
-          <w:tcPr/>
-          <w:p>
-            <w:pPr>
-              <w:pStyle w:val="Compact"/>
-            </w:pPr>
-            <w:r>
-              <w:t xml:space="preserve">Der Kommentar beschreibt einen Stand, den die Kommentierenden nicht gesehen haben</w:t>
-            </w:r>
-          </w:p>
-        </w:tc>
-        <w:tc>
-          <w:tcPr/>
-          <w:p>
-            <w:pPr>
-              <w:pStyle w:val="Compact"/>
-            </w:pPr>
-            <w:r>
-              <w:t xml:space="preserve">Umbau vor AP 1 nach</w:t>
-            </w:r>
-            <w:r>
               <w:t xml:space="preserve"> </w:t>
             </w:r>
             <w:r>
-              <w:rPr>
-                <w:rStyle w:val="VerbatimChar"/>
-              </w:rPr>
-              <w:t xml:space="preserve">main</w:t>
-            </w:r>
-            <w:r>
-              <w:t xml:space="preserve"> </w:t>
-            </w:r>
-            <w:r>
-              <w:t xml:space="preserve">bringen und im Kommentar ausdrücklich als Fortentwicklung gegenüber der kommentierten Fassung kennzeichnen</w:t>
+              <w:t xml:space="preserve">enthielt weder den Episodenart-Umbau noch die Trennung von Intention und Kontext</w:t>
+            </w:r>
+          </w:p>
+        </w:tc>
+        <w:tc>
+          <w:tcPr/>
+          <w:p>
+            <w:pPr>
+              <w:pStyle w:val="Compact"/>
+            </w:pPr>
+            <w:r>
+              <w:t xml:space="preserve">Der Kommentar beschreibt ein Modell, das die Kommentierenden in dieser Form nicht gesehen haben</w:t>
+            </w:r>
+          </w:p>
+        </w:tc>
+        <w:tc>
+          <w:tcPr/>
+          <w:p>
+            <w:pPr>
+              <w:pStyle w:val="Compact"/>
+            </w:pPr>
+            <w:r>
+              <w:t xml:space="preserve">Im Kommentar ausdrücklich als Fortentwicklung kennzeichnen und die beiden Schritte benennen (2.1); der Leitfaden selbst trägt den beschriebenen Stand</w:t>
             </w:r>
           </w:p>
         </w:tc>
@@ -14929,7 +14819,7 @@
               <w:jc w:val="right"/>
             </w:pPr>
             <w:r>
-              <w:t xml:space="preserve">5</w:t>
+              <w:t xml:space="preserve">7</w:t>
             </w:r>
           </w:p>
         </w:tc>
@@ -14976,7 +14866,7 @@
               <w:jc w:val="right"/>
             </w:pPr>
             <w:r>
-              <w:t xml:space="preserve">6</w:t>
+              <w:t xml:space="preserve">8</w:t>
             </w:r>
           </w:p>
         </w:tc>
@@ -15038,7 +14928,7 @@
               <w:jc w:val="right"/>
             </w:pPr>
             <w:r>
-              <w:t xml:space="preserve">7</w:t>
+              <w:t xml:space="preserve">9</w:t>
             </w:r>
           </w:p>
         </w:tc>
@@ -15085,7 +14975,7 @@
               <w:jc w:val="right"/>
             </w:pPr>
             <w:r>
-              <w:t xml:space="preserve">8</w:t>
+              <w:t xml:space="preserve">10</w:t>
             </w:r>
           </w:p>
         </w:tc>
@@ -15489,9 +15379,18 @@
             <w:r>
               <w:rPr>
                 <w:rStyle w:val="VerbatimChar"/>
-                <w:strike/>
               </w:rPr>
               <w:t xml:space="preserve">onko-diagnostic-care-plan</w:t>
+            </w:r>
+            <w:r>
+              <w:t xml:space="preserve"> </w:t>
+            </w:r>
+            <w:r>
+              <w:rPr>
+                <w:i/>
+                <w:iCs/>
+              </w:rPr>
+              <w:t xml:space="preserve">(entfallen)</w:t>
             </w:r>
           </w:p>
         </w:tc>
@@ -15528,7 +15427,7 @@
               <w:pStyle w:val="Compact"/>
             </w:pPr>
             <w:r>
-              <w:t xml:space="preserve">im Zuge der Kommentierung entfallen; Unterscheidung über</w:t>
+              <w:t xml:space="preserve">im Zuge der Kommentierung gestrichen; Unterscheidung läuft über</w:t>
             </w:r>
             <w:r>
               <w:t xml:space="preserve"> </w:t>
@@ -15664,9 +15563,18 @@
             <w:r>
               <w:rPr>
                 <w:rStyle w:val="VerbatimChar"/>
-                <w:strike/>
               </w:rPr>
               <w:t xml:space="preserve">onko-condition</w:t>
+            </w:r>
+            <w:r>
+              <w:t xml:space="preserve"> </w:t>
+            </w:r>
+            <w:r>
+              <w:rPr>
+                <w:i/>
+                <w:iCs/>
+              </w:rPr>
+              <w:t xml:space="preserve">(entfallen)</w:t>
             </w:r>
           </w:p>
         </w:tc>
@@ -15703,7 +15611,7 @@
               <w:pStyle w:val="Compact"/>
             </w:pPr>
             <w:r>
-              <w:t xml:space="preserve">im Zuge der Kommentierung entfallen; Referenzen zeigen direkt auf das MII-Profil</w:t>
+              <w:t xml:space="preserve">im Zuge der Kommentierung gestrichen; Referenzen zeigen direkt auf das MII-Profil</w:t>
             </w:r>
           </w:p>
         </w:tc>

--- a/docs/L05-MII-Ueberleitung/LG-05_Ueberleitung_MII_Onkologie.docx
+++ b/docs/L05-MII-Ueberleitung/LG-05_Ueberleitung_MII_Onkologie.docx
@@ -264,22 +264,6 @@
           <w:b/>
           <w:bCs/>
         </w:rPr>
-        <w:t xml:space="preserve">Stand:</w:t>
-      </w:r>
-      <w:r>
-        <w:t xml:space="preserve"> </w:t>
-      </w:r>
-      <w:r>
-        <w:t xml:space="preserve">30. September 2026</w:t>
-      </w:r>
-      <w:r>
-        <w:t xml:space="preserve"> </w:t>
-      </w:r>
-      <w:r>
-        <w:rPr>
-          <w:b/>
-          <w:bCs/>
-        </w:rPr>
         <w:t xml:space="preserve">Bezugsfassung des Leitfadens:</w:t>
       </w:r>
       <w:r>
@@ -298,84 +282,7 @@
         <w:t xml:space="preserve">1.0.0-ballot</w:t>
       </w:r>
       <w:r>
-        <w:t xml:space="preserve"> </w:t>
-      </w:r>
-      <w:r>
-        <w:rPr>
-          <w:b/>
-          <w:bCs/>
-        </w:rPr>
-        <w:t xml:space="preserve">Adressat:</w:t>
-      </w:r>
-      <w:r>
-        <w:t xml:space="preserve"> </w:t>
-      </w:r>
-      <w:r>
-        <w:t xml:space="preserve">Koordinierungsgremium für Interoperabilität im Gesundheitswesen (KIG) / Auftraggeber</w:t>
-      </w:r>
-      <w:r>
-        <w:t xml:space="preserve"> </w:t>
-      </w:r>
-      <w:r>
-        <w:rPr>
-          <w:b/>
-          <w:bCs/>
-        </w:rPr>
-        <w:t xml:space="preserve">Einreichungsweg:</w:t>
-      </w:r>
-      <w:r>
-        <w:t xml:space="preserve"> </w:t>
-      </w:r>
-      <w:r>
-        <w:t xml:space="preserve">Kommentierungskommentar in die laufende Kommentierung des MII-Moduls Onkologie</w:t>
-      </w:r>
-      <w:r>
-        <w:t xml:space="preserve"> </w:t>
-      </w:r>
-      <w:r>
-        <w:rPr>
-          <w:b/>
-          <w:bCs/>
-        </w:rPr>
-        <w:t xml:space="preserve">Zieltermin der vollzogenen Überleitung:</w:t>
-      </w:r>
-      <w:r>
-        <w:t xml:space="preserve"> </w:t>
-      </w:r>
-      <w:r>
-        <w:t xml:space="preserve">Ende 2027</w:t>
-      </w:r>
-      <w:r>
-        <w:t xml:space="preserve"> </w:t>
-      </w:r>
-      <w:r>
-        <w:rPr>
-          <w:b/>
-          <w:bCs/>
-        </w:rPr>
-        <w:t xml:space="preserve">Projektleitung:</w:t>
-      </w:r>
-      <w:r>
-        <w:t xml:space="preserve"> </w:t>
-      </w:r>
-      <w:r>
-        <w:t xml:space="preserve">Sylvia Thun</w:t>
-      </w:r>
-      <w:r>
-        <w:t xml:space="preserve"> </w:t>
-      </w:r>
-      <w:r>
-        <w:rPr>
-          <w:b/>
-          <w:bCs/>
-        </w:rPr>
-        <w:t xml:space="preserve">Technische Leitung FHIR:</w:t>
-      </w:r>
-      <w:r>
-        <w:t xml:space="preserve"> </w:t>
-      </w:r>
-      <w:r>
-        <w:t xml:space="preserve">Thomas Debertshäuser</w:t>
+        <w:t xml:space="preserve">.</w:t>
       </w:r>
     </w:p>
     <w:bookmarkEnd w:id="19"/>
